--- a/docassemble/AssemblyLine/data/templates/general_cover_sheet.docx
+++ b/docassemble/AssemblyLine/data/templates/general_cover_sheet.docx
@@ -1,16 +1,14 @@
 
 <file path=word/document.xml><?xml version="1.0" encoding="utf-8"?>
-<w:document xmlns:o="urn:schemas-microsoft-com:office:office" xmlns:r="http://schemas.openxmlformats.org/officeDocument/2006/relationships" xmlns:v="urn:schemas-microsoft-com:vml" xmlns:w="http://schemas.openxmlformats.org/wordprocessingml/2006/main" xmlns:w10="urn:schemas-microsoft-com:office:word" xmlns:wp="http://schemas.openxmlformats.org/drawingml/2006/wordprocessingDrawing" xmlns:wps="http://schemas.microsoft.com/office/word/2010/wordprocessingShape" xmlns:wpg="http://schemas.microsoft.com/office/word/2010/wordprocessingGroup" xmlns:mc="http://schemas.openxmlformats.org/markup-compatibility/2006" xmlns:wp14="http://schemas.microsoft.com/office/word/2010/wordprocessingDrawing" xmlns:w14="http://schemas.microsoft.com/office/word/2010/wordml" mc:Ignorable="w14 wp14">
+<w:document xmlns:wpc="http://schemas.microsoft.com/office/word/2010/wordprocessingCanvas" xmlns:cx="http://schemas.microsoft.com/office/drawing/2014/chartex" xmlns:cx1="http://schemas.microsoft.com/office/drawing/2015/9/8/chartex" xmlns:cx2="http://schemas.microsoft.com/office/drawing/2015/10/21/chartex" xmlns:cx3="http://schemas.microsoft.com/office/drawing/2016/5/9/chartex" xmlns:cx4="http://schemas.microsoft.com/office/drawing/2016/5/10/chartex" xmlns:cx5="http://schemas.microsoft.com/office/drawing/2016/5/11/chartex" xmlns:cx6="http://schemas.microsoft.com/office/drawing/2016/5/12/chartex" xmlns:cx7="http://schemas.microsoft.com/office/drawing/2016/5/13/chartex" xmlns:cx8="http://schemas.microsoft.com/office/drawing/2016/5/14/chartex" xmlns:mc="http://schemas.openxmlformats.org/markup-compatibility/2006" xmlns:m="http://schemas.openxmlformats.org/officeDocument/2006/math" xmlns:aink="http://schemas.microsoft.com/office/drawing/2016/ink" xmlns:am3d="http://schemas.microsoft.com/office/drawing/2017/model3d" xmlns:oel="http://schemas.microsoft.com/office/2019/extlst" xmlns:r="http://schemas.openxmlformats.org/officeDocument/2006/relationships" xmlns:wp14="http://schemas.microsoft.com/office/word/2010/wordprocessingDrawing" xmlns:wp="http://schemas.openxmlformats.org/drawingml/2006/wordprocessingDrawing" xmlns:wpg="http://schemas.microsoft.com/office/word/2010/wordprocessingGroup" xmlns:wpi="http://schemas.microsoft.com/office/word/2010/wordprocessingInk" xmlns:wps="http://schemas.microsoft.com/office/word/2010/wordprocessingShape" xmlns:o="urn:schemas-microsoft-com:office:office" xmlns:v="urn:schemas-microsoft-com:vml" xmlns:w10="urn:schemas-microsoft-com:office:word" xmlns:w="http://schemas.openxmlformats.org/wordprocessingml/2006/main" xmlns:w14="http://schemas.microsoft.com/office/word/2010/wordml" xmlns:w15="http://schemas.microsoft.com/office/word/2012/wordml" xmlns:w16cex="http://schemas.microsoft.com/office/word/2018/wordml/cex" xmlns:w16cid="http://schemas.microsoft.com/office/word/2016/wordml/cid" xmlns:w16="http://schemas.microsoft.com/office/word/2018/wordml" xmlns:w16sdtdh="http://schemas.microsoft.com/office/word/2020/wordml/sdtdatahash" xmlns:w16sdtfl="http://schemas.microsoft.com/office/word/2024/wordml/sdtformatlock" xmlns:w16se="http://schemas.microsoft.com/office/word/2015/wordml/symex" xmlns:w16du="http://schemas.microsoft.com/office/word/2023/wordml/word16du" xmlns:wne="http://schemas.microsoft.com/office/word/2006/wordml" mc:Ignorable="w14 w15 w16se w16cid w16 w16cex w16sdtdh w16sdtfl w16du wp14">
   <w:body>
     <w:p>
       <w:pPr>
-        <w:pStyle w:val="Normal"/>
-        <w:spacing w:lineRule="auto" w:line="240" w:before="0" w:after="0"/>
+        <w:spacing w:after="0" w:line="240" w:lineRule="auto"/>
         <w:contextualSpacing/>
         <w:jc w:val="center"/>
         <w:rPr>
           <w:rFonts w:ascii="Times New Roman" w:hAnsi="Times New Roman" w:cs="Times New Roman"/>
-          <w:b/>
           <w:b/>
           <w:bCs/>
           <w:sz w:val="32"/>
@@ -19,55 +17,105 @@
       </w:pPr>
       <w:r>
         <w:rPr>
-          <w:rFonts w:cs="Times New Roman" w:ascii="Times New Roman" w:hAnsi="Times New Roman"/>
+          <w:rFonts w:ascii="Times New Roman" w:hAnsi="Times New Roman" w:cs="Times New Roman"/>
           <w:b/>
           <w:bCs/>
           <w:sz w:val="32"/>
           <w:szCs w:val="32"/>
         </w:rPr>
-        <w:t>COVER SHEET- {{ package_title }}</w:t>
-      </w:r>
-    </w:p>
-    <w:p>
-      <w:pPr>
-        <w:pStyle w:val="Normal"/>
-        <w:spacing w:lineRule="auto" w:line="240" w:before="0" w:after="0"/>
-        <w:rPr>
-          <w:rFonts w:ascii="Times New Roman" w:hAnsi="Times New Roman" w:cs="Times New Roman"/>
-          <w:sz w:val="24"/>
-          <w:szCs w:val="24"/>
-        </w:rPr>
-      </w:pPr>
-      <w:r>
-        <w:rPr>
-          <w:rFonts w:cs="Times New Roman" w:ascii="Times New Roman" w:hAnsi="Times New Roman"/>
-          <w:sz w:val="24"/>
-          <w:szCs w:val="24"/>
-        </w:rPr>
-      </w:r>
+        <w:t xml:space="preserve">COVER SHEET- </w:t>
+      </w:r>
+      <w:proofErr w:type="gramStart"/>
+      <w:r>
+        <w:rPr>
+          <w:rFonts w:ascii="Times New Roman" w:hAnsi="Times New Roman" w:cs="Times New Roman"/>
+          <w:b/>
+          <w:bCs/>
+          <w:sz w:val="32"/>
+          <w:szCs w:val="32"/>
+        </w:rPr>
+        <w:t xml:space="preserve">{{ </w:t>
+      </w:r>
+      <w:proofErr w:type="spellStart"/>
+      <w:r>
+        <w:rPr>
+          <w:rFonts w:ascii="Times New Roman" w:hAnsi="Times New Roman" w:cs="Times New Roman"/>
+          <w:b/>
+          <w:bCs/>
+          <w:sz w:val="32"/>
+          <w:szCs w:val="32"/>
+        </w:rPr>
+        <w:t>package</w:t>
+      </w:r>
+      <w:proofErr w:type="gramEnd"/>
+      <w:r>
+        <w:rPr>
+          <w:rFonts w:ascii="Times New Roman" w:hAnsi="Times New Roman" w:cs="Times New Roman"/>
+          <w:b/>
+          <w:bCs/>
+          <w:sz w:val="32"/>
+          <w:szCs w:val="32"/>
+        </w:rPr>
+        <w:t>_</w:t>
+      </w:r>
+      <w:proofErr w:type="gramStart"/>
+      <w:r>
+        <w:rPr>
+          <w:rFonts w:ascii="Times New Roman" w:hAnsi="Times New Roman" w:cs="Times New Roman"/>
+          <w:b/>
+          <w:bCs/>
+          <w:sz w:val="32"/>
+          <w:szCs w:val="32"/>
+        </w:rPr>
+        <w:t>title</w:t>
+      </w:r>
+      <w:proofErr w:type="spellEnd"/>
+      <w:r>
+        <w:rPr>
+          <w:rFonts w:ascii="Times New Roman" w:hAnsi="Times New Roman" w:cs="Times New Roman"/>
+          <w:b/>
+          <w:bCs/>
+          <w:sz w:val="32"/>
+          <w:szCs w:val="32"/>
+        </w:rPr>
+        <w:t xml:space="preserve"> }</w:t>
+      </w:r>
+      <w:proofErr w:type="gramEnd"/>
+      <w:r>
+        <w:rPr>
+          <w:rFonts w:ascii="Times New Roman" w:hAnsi="Times New Roman" w:cs="Times New Roman"/>
+          <w:b/>
+          <w:bCs/>
+          <w:sz w:val="32"/>
+          <w:szCs w:val="32"/>
+        </w:rPr>
+        <w:t>}</w:t>
+      </w:r>
+    </w:p>
+    <w:p>
+      <w:pPr>
+        <w:spacing w:after="0" w:line="240" w:lineRule="auto"/>
+        <w:rPr>
+          <w:rFonts w:ascii="Times New Roman" w:hAnsi="Times New Roman" w:cs="Times New Roman"/>
+          <w:sz w:val="24"/>
+          <w:szCs w:val="24"/>
+        </w:rPr>
+      </w:pPr>
     </w:p>
     <w:tbl>
       <w:tblPr>
         <w:tblStyle w:val="TableGrid"/>
-        <w:tblpPr w:bottomFromText="0" w:horzAnchor="margin" w:leftFromText="180" w:rightFromText="180" w:tblpX="0" w:tblpY="2331" w:topFromText="0" w:vertAnchor="page"/>
+        <w:tblpPr w:leftFromText="180" w:rightFromText="180" w:vertAnchor="page" w:horzAnchor="margin" w:tblpY="2331"/>
         <w:tblW w:w="9351" w:type="dxa"/>
-        <w:jc w:val="left"/>
-        <w:tblInd w:w="0" w:type="dxa"/>
-        <w:tblCellMar>
-          <w:top w:w="0" w:type="dxa"/>
-          <w:left w:w="108" w:type="dxa"/>
-          <w:bottom w:w="0" w:type="dxa"/>
-          <w:right w:w="108" w:type="dxa"/>
-        </w:tblCellMar>
-        <w:tblLook w:noVBand="1" w:val="04a0" w:noHBand="0" w:lastColumn="0" w:firstColumn="1" w:lastRow="0" w:firstRow="1"/>
+        <w:tblLook w:val="04A0" w:firstRow="1" w:lastRow="0" w:firstColumn="1" w:lastColumn="0" w:noHBand="0" w:noVBand="1"/>
       </w:tblPr>
       <w:tblGrid>
         <w:gridCol w:w="2830"/>
-        <w:gridCol w:w="6520"/>
+        <w:gridCol w:w="6521"/>
       </w:tblGrid>
       <w:tr>
         <w:trPr>
-          <w:trHeight w:val="397" w:hRule="atLeast"/>
+          <w:trHeight w:val="397"/>
         </w:trPr>
         <w:tc>
           <w:tcPr>
@@ -77,18 +125,13 @@
               <w:left w:val="nil"/>
               <w:bottom w:val="nil"/>
               <w:right w:val="nil"/>
-              <w:insideH w:val="nil"/>
-              <w:insideV w:val="nil"/>
             </w:tcBorders>
-            <w:shd w:fill="auto" w:val="clear"/>
           </w:tcPr>
           <w:p>
             <w:pPr>
-              <w:pStyle w:val="Normal"/>
-              <w:spacing w:lineRule="auto" w:line="240" w:before="0" w:after="0"/>
-              <w:rPr>
-                <w:rFonts w:ascii="Times New Roman" w:hAnsi="Times New Roman" w:cs="Times New Roman"/>
-                <w:b/>
+              <w:spacing w:after="0" w:line="240" w:lineRule="auto"/>
+              <w:rPr>
+                <w:rFonts w:ascii="Times New Roman" w:hAnsi="Times New Roman" w:cs="Times New Roman"/>
                 <w:b/>
                 <w:bCs/>
                 <w:sz w:val="24"/>
@@ -97,7 +140,7 @@
             </w:pPr>
             <w:r>
               <w:rPr>
-                <w:rFonts w:cs="Times New Roman" w:ascii="Times New Roman" w:hAnsi="Times New Roman"/>
+                <w:rFonts w:ascii="Times New Roman" w:hAnsi="Times New Roman" w:cs="Times New Roman"/>
                 <w:b/>
                 <w:bCs/>
                 <w:sz w:val="24"/>
@@ -115,15 +158,11 @@
               <w:left w:val="nil"/>
               <w:bottom w:val="nil"/>
               <w:right w:val="nil"/>
-              <w:insideH w:val="nil"/>
-              <w:insideV w:val="nil"/>
             </w:tcBorders>
-            <w:shd w:fill="auto" w:val="clear"/>
           </w:tcPr>
           <w:p>
             <w:pPr>
-              <w:pStyle w:val="Normal"/>
-              <w:spacing w:lineRule="auto" w:line="240" w:before="0" w:after="0"/>
+              <w:spacing w:after="0" w:line="240" w:lineRule="auto"/>
               <w:contextualSpacing/>
               <w:rPr>
                 <w:rFonts w:ascii="Times New Roman" w:hAnsi="Times New Roman" w:cs="Times New Roman"/>
@@ -131,20 +170,102 @@
                 <w:szCs w:val="24"/>
               </w:rPr>
             </w:pPr>
-            <w:r>
-              <w:rPr>
-                <w:rFonts w:cs="Times New Roman" w:ascii="Times New Roman" w:hAnsi="Times New Roman"/>
-                <w:sz w:val="24"/>
-                <w:szCs w:val="24"/>
-              </w:rPr>
-              <w:t>{{ current_datetime().format_datetime() }}</w:t>
+            <w:proofErr w:type="gramStart"/>
+            <w:r>
+              <w:rPr>
+                <w:rFonts w:ascii="Times New Roman" w:hAnsi="Times New Roman" w:cs="Times New Roman"/>
+                <w:sz w:val="24"/>
+                <w:szCs w:val="24"/>
+              </w:rPr>
+              <w:t xml:space="preserve">{{ </w:t>
+            </w:r>
+            <w:proofErr w:type="spellStart"/>
+            <w:r>
+              <w:rPr>
+                <w:rFonts w:ascii="Times New Roman" w:hAnsi="Times New Roman" w:cs="Times New Roman"/>
+                <w:sz w:val="24"/>
+                <w:szCs w:val="24"/>
+              </w:rPr>
+              <w:t>current</w:t>
+            </w:r>
+            <w:proofErr w:type="gramEnd"/>
+            <w:r>
+              <w:rPr>
+                <w:rFonts w:ascii="Times New Roman" w:hAnsi="Times New Roman" w:cs="Times New Roman"/>
+                <w:sz w:val="24"/>
+                <w:szCs w:val="24"/>
+              </w:rPr>
+              <w:t>_datetime</w:t>
+            </w:r>
+            <w:proofErr w:type="spellEnd"/>
+            <w:r>
+              <w:rPr>
+                <w:rFonts w:ascii="Times New Roman" w:hAnsi="Times New Roman" w:cs="Times New Roman"/>
+                <w:sz w:val="24"/>
+                <w:szCs w:val="24"/>
+              </w:rPr>
+              <w:t>(</w:t>
+            </w:r>
+            <w:proofErr w:type="gramStart"/>
+            <w:r>
+              <w:rPr>
+                <w:rFonts w:ascii="Times New Roman" w:hAnsi="Times New Roman" w:cs="Times New Roman"/>
+                <w:sz w:val="24"/>
+                <w:szCs w:val="24"/>
+              </w:rPr>
+              <w:t>).</w:t>
+            </w:r>
+            <w:proofErr w:type="spellStart"/>
+            <w:r>
+              <w:rPr>
+                <w:rFonts w:ascii="Times New Roman" w:hAnsi="Times New Roman" w:cs="Times New Roman"/>
+                <w:sz w:val="24"/>
+                <w:szCs w:val="24"/>
+              </w:rPr>
+              <w:t>format</w:t>
+            </w:r>
+            <w:proofErr w:type="gramEnd"/>
+            <w:r>
+              <w:rPr>
+                <w:rFonts w:ascii="Times New Roman" w:hAnsi="Times New Roman" w:cs="Times New Roman"/>
+                <w:sz w:val="24"/>
+                <w:szCs w:val="24"/>
+              </w:rPr>
+              <w:t>_</w:t>
+            </w:r>
+            <w:proofErr w:type="gramStart"/>
+            <w:r>
+              <w:rPr>
+                <w:rFonts w:ascii="Times New Roman" w:hAnsi="Times New Roman" w:cs="Times New Roman"/>
+                <w:sz w:val="24"/>
+                <w:szCs w:val="24"/>
+              </w:rPr>
+              <w:t>datetime</w:t>
+            </w:r>
+            <w:proofErr w:type="spellEnd"/>
+            <w:r>
+              <w:rPr>
+                <w:rFonts w:ascii="Times New Roman" w:hAnsi="Times New Roman" w:cs="Times New Roman"/>
+                <w:sz w:val="24"/>
+                <w:szCs w:val="24"/>
+              </w:rPr>
+              <w:t>(</w:t>
+            </w:r>
+            <w:proofErr w:type="gramEnd"/>
+            <w:r>
+              <w:rPr>
+                <w:rFonts w:ascii="Times New Roman" w:hAnsi="Times New Roman" w:cs="Times New Roman"/>
+                <w:sz w:val="24"/>
+                <w:szCs w:val="24"/>
+              </w:rPr>
+              <w:t>) }}</w:t>
             </w:r>
           </w:p>
         </w:tc>
       </w:tr>
       <w:tr>
         <w:trPr>
-          <w:trHeight w:val="397" w:hRule="atLeast"/>
+          <w:trHeight w:val="397"/>
         </w:trPr>
         <w:tc>
           <w:tcPr>
@@ -154,18 +275,13 @@
               <w:left w:val="nil"/>
               <w:bottom w:val="nil"/>
               <w:right w:val="nil"/>
-              <w:insideH w:val="nil"/>
-              <w:insideV w:val="nil"/>
             </w:tcBorders>
-            <w:shd w:fill="auto" w:val="clear"/>
           </w:tcPr>
           <w:p>
             <w:pPr>
-              <w:pStyle w:val="Normal"/>
-              <w:spacing w:lineRule="auto" w:line="240" w:before="0" w:after="0"/>
-              <w:rPr>
-                <w:rFonts w:ascii="Times New Roman" w:hAnsi="Times New Roman" w:cs="Times New Roman"/>
-                <w:b/>
+              <w:spacing w:after="0" w:line="240" w:lineRule="auto"/>
+              <w:rPr>
+                <w:rFonts w:ascii="Times New Roman" w:hAnsi="Times New Roman" w:cs="Times New Roman"/>
                 <w:b/>
                 <w:bCs/>
                 <w:sz w:val="24"/>
@@ -174,7 +290,7 @@
             </w:pPr>
             <w:r>
               <w:rPr>
-                <w:rFonts w:cs="Times New Roman" w:ascii="Times New Roman" w:hAnsi="Times New Roman"/>
+                <w:rFonts w:ascii="Times New Roman" w:hAnsi="Times New Roman" w:cs="Times New Roman"/>
                 <w:b/>
                 <w:bCs/>
                 <w:sz w:val="24"/>
@@ -192,15 +308,11 @@
               <w:left w:val="nil"/>
               <w:bottom w:val="nil"/>
               <w:right w:val="nil"/>
-              <w:insideH w:val="nil"/>
-              <w:insideV w:val="nil"/>
             </w:tcBorders>
-            <w:shd w:fill="auto" w:val="clear"/>
           </w:tcPr>
           <w:p>
             <w:pPr>
-              <w:pStyle w:val="Normal"/>
-              <w:spacing w:lineRule="auto" w:line="240" w:before="0" w:after="0"/>
+              <w:spacing w:after="0" w:line="240" w:lineRule="auto"/>
               <w:contextualSpacing/>
               <w:rPr>
                 <w:rFonts w:ascii="Times New Roman" w:hAnsi="Times New Roman" w:cs="Times New Roman"/>
@@ -210,17 +322,43 @@
             </w:pPr>
             <w:r>
               <w:rPr>
-                <w:rFonts w:cs="Times New Roman" w:ascii="Times New Roman" w:hAnsi="Times New Roman"/>
-                <w:sz w:val="24"/>
-                <w:szCs w:val="24"/>
-              </w:rPr>
-              <w:t>Clerk, {{ trial_court</w:t>
-            </w:r>
-            <w:bookmarkStart w:id="0" w:name="_GoBack"/>
-            <w:bookmarkEnd w:id="0"/>
-            <w:r>
-              <w:rPr>
-                <w:rFonts w:cs="Times New Roman" w:ascii="Times New Roman" w:hAnsi="Times New Roman"/>
+                <w:rFonts w:ascii="Times New Roman" w:hAnsi="Times New Roman" w:cs="Times New Roman"/>
+                <w:sz w:val="24"/>
+                <w:szCs w:val="24"/>
+              </w:rPr>
+              <w:t xml:space="preserve">Clerk, </w:t>
+            </w:r>
+            <w:proofErr w:type="gramStart"/>
+            <w:r>
+              <w:rPr>
+                <w:rFonts w:ascii="Times New Roman" w:hAnsi="Times New Roman" w:cs="Times New Roman"/>
+                <w:sz w:val="24"/>
+                <w:szCs w:val="24"/>
+              </w:rPr>
+              <w:t xml:space="preserve">{{ </w:t>
+            </w:r>
+            <w:proofErr w:type="spellStart"/>
+            <w:r>
+              <w:rPr>
+                <w:rFonts w:ascii="Times New Roman" w:hAnsi="Times New Roman" w:cs="Times New Roman"/>
+                <w:sz w:val="24"/>
+                <w:szCs w:val="24"/>
+              </w:rPr>
+              <w:t>trial</w:t>
+            </w:r>
+            <w:proofErr w:type="gramEnd"/>
+            <w:r>
+              <w:rPr>
+                <w:rFonts w:ascii="Times New Roman" w:hAnsi="Times New Roman" w:cs="Times New Roman"/>
+                <w:sz w:val="24"/>
+                <w:szCs w:val="24"/>
+              </w:rPr>
+              <w:t>_court</w:t>
+            </w:r>
+            <w:proofErr w:type="spellEnd"/>
+            <w:r>
+              <w:rPr>
+                <w:rFonts w:ascii="Times New Roman" w:hAnsi="Times New Roman" w:cs="Times New Roman"/>
                 <w:sz w:val="24"/>
                 <w:szCs w:val="24"/>
               </w:rPr>
@@ -231,7 +369,7 @@
       </w:tr>
       <w:tr>
         <w:trPr>
-          <w:trHeight w:val="397" w:hRule="atLeast"/>
+          <w:trHeight w:val="397"/>
         </w:trPr>
         <w:tc>
           <w:tcPr>
@@ -241,18 +379,13 @@
               <w:left w:val="nil"/>
               <w:bottom w:val="nil"/>
               <w:right w:val="nil"/>
-              <w:insideH w:val="nil"/>
-              <w:insideV w:val="nil"/>
             </w:tcBorders>
-            <w:shd w:fill="auto" w:val="clear"/>
           </w:tcPr>
           <w:p>
             <w:pPr>
-              <w:pStyle w:val="Normal"/>
-              <w:spacing w:lineRule="auto" w:line="240" w:before="0" w:after="0"/>
-              <w:rPr>
-                <w:rFonts w:ascii="Times New Roman" w:hAnsi="Times New Roman" w:cs="Times New Roman"/>
-                <w:b/>
+              <w:spacing w:after="0" w:line="240" w:lineRule="auto"/>
+              <w:rPr>
+                <w:rFonts w:ascii="Times New Roman" w:hAnsi="Times New Roman" w:cs="Times New Roman"/>
                 <w:b/>
                 <w:bCs/>
                 <w:sz w:val="24"/>
@@ -261,7 +394,7 @@
             </w:pPr>
             <w:r>
               <w:rPr>
-                <w:rFonts w:cs="Times New Roman" w:ascii="Times New Roman" w:hAnsi="Times New Roman"/>
+                <w:rFonts w:ascii="Times New Roman" w:hAnsi="Times New Roman" w:cs="Times New Roman"/>
                 <w:b/>
                 <w:bCs/>
                 <w:sz w:val="24"/>
@@ -272,8 +405,7 @@
           </w:p>
           <w:p>
             <w:pPr>
-              <w:pStyle w:val="Normal"/>
-              <w:spacing w:lineRule="auto" w:line="240" w:before="0" w:after="0"/>
+              <w:spacing w:after="0" w:line="240" w:lineRule="auto"/>
               <w:rPr>
                 <w:rFonts w:ascii="Times New Roman" w:hAnsi="Times New Roman" w:cs="Times New Roman"/>
                 <w:sz w:val="24"/>
@@ -282,7 +414,7 @@
             </w:pPr>
             <w:r>
               <w:rPr>
-                <w:rFonts w:cs="Times New Roman" w:ascii="Times New Roman" w:hAnsi="Times New Roman"/>
+                <w:rFonts w:ascii="Times New Roman" w:hAnsi="Times New Roman" w:cs="Times New Roman"/>
                 <w:sz w:val="18"/>
                 <w:szCs w:val="18"/>
               </w:rPr>
@@ -298,40 +430,47 @@
               <w:left w:val="nil"/>
               <w:bottom w:val="nil"/>
               <w:right w:val="nil"/>
-              <w:insideH w:val="nil"/>
-              <w:insideV w:val="nil"/>
             </w:tcBorders>
-            <w:shd w:fill="auto" w:val="clear"/>
           </w:tcPr>
           <w:p>
             <w:pPr>
-              <w:pStyle w:val="Normal"/>
-              <w:spacing w:lineRule="auto" w:line="240" w:before="0" w:after="0"/>
-              <w:rPr/>
+              <w:spacing w:after="0" w:line="240" w:lineRule="auto"/>
             </w:pPr>
-            <w:r>
-              <w:rPr>
-                <w:rFonts w:cs="Times New Roman" w:ascii="Times New Roman" w:hAnsi="Times New Roman"/>
+            <w:proofErr w:type="gramStart"/>
+            <w:r>
+              <w:rPr>
+                <w:rFonts w:ascii="Times New Roman" w:hAnsi="Times New Roman" w:cs="Times New Roman"/>
                 <w:sz w:val="24"/>
                 <w:szCs w:val="24"/>
               </w:rPr>
               <w:t xml:space="preserve">{{ </w:t>
             </w:r>
-            <w:r>
-              <w:rPr>
-                <w:rFonts w:cs="Times New Roman" w:ascii="Times New Roman" w:hAnsi="Times New Roman"/>
-                <w:sz w:val="24"/>
-                <w:szCs w:val="24"/>
-              </w:rPr>
-              <w:t>al_</w:t>
-            </w:r>
-            <w:r>
-              <w:rPr>
-                <w:rFonts w:cs="Times New Roman" w:ascii="Times New Roman" w:hAnsi="Times New Roman"/>
-                <w:sz w:val="24"/>
-                <w:szCs w:val="24"/>
-              </w:rPr>
-              <w:t>num_package_pages }}</w:t>
+            <w:proofErr w:type="spellStart"/>
+            <w:r>
+              <w:rPr>
+                <w:rFonts w:ascii="Times New Roman" w:hAnsi="Times New Roman" w:cs="Times New Roman"/>
+                <w:sz w:val="24"/>
+                <w:szCs w:val="24"/>
+              </w:rPr>
+              <w:t>al</w:t>
+            </w:r>
+            <w:proofErr w:type="gramEnd"/>
+            <w:r>
+              <w:rPr>
+                <w:rFonts w:ascii="Times New Roman" w:hAnsi="Times New Roman" w:cs="Times New Roman"/>
+                <w:sz w:val="24"/>
+                <w:szCs w:val="24"/>
+              </w:rPr>
+              <w:t>_num_package_pages</w:t>
+            </w:r>
+            <w:proofErr w:type="spellEnd"/>
+            <w:r>
+              <w:rPr>
+                <w:rFonts w:ascii="Times New Roman" w:hAnsi="Times New Roman" w:cs="Times New Roman"/>
+                <w:sz w:val="24"/>
+                <w:szCs w:val="24"/>
+              </w:rPr>
+              <w:t xml:space="preserve"> }}</w:t>
             </w:r>
           </w:p>
         </w:tc>
@@ -339,44 +478,28 @@
     </w:tbl>
     <w:p>
       <w:pPr>
-        <w:pStyle w:val="Normal"/>
-        <w:spacing w:lineRule="auto" w:line="240" w:before="0" w:after="0"/>
-        <w:rPr>
-          <w:rFonts w:ascii="Times New Roman" w:hAnsi="Times New Roman" w:cs="Times New Roman"/>
-          <w:sz w:val="24"/>
-          <w:szCs w:val="24"/>
-        </w:rPr>
-      </w:pPr>
-      <w:r>
-        <w:rPr>
-          <w:rFonts w:cs="Times New Roman" w:ascii="Times New Roman" w:hAnsi="Times New Roman"/>
-          <w:sz w:val="24"/>
-          <w:szCs w:val="24"/>
-        </w:rPr>
-      </w:r>
+        <w:spacing w:after="0" w:line="240" w:lineRule="auto"/>
+        <w:rPr>
+          <w:rFonts w:ascii="Times New Roman" w:hAnsi="Times New Roman" w:cs="Times New Roman"/>
+          <w:sz w:val="24"/>
+          <w:szCs w:val="24"/>
+        </w:rPr>
+      </w:pPr>
     </w:p>
     <w:tbl>
       <w:tblPr>
         <w:tblStyle w:val="TableGrid"/>
-        <w:tblpPr w:bottomFromText="0" w:horzAnchor="margin" w:leftFromText="180" w:rightFromText="180" w:tblpX="0" w:tblpY="4111" w:topFromText="0" w:vertAnchor="page"/>
+        <w:tblpPr w:leftFromText="180" w:rightFromText="180" w:vertAnchor="page" w:horzAnchor="margin" w:tblpY="4111"/>
         <w:tblW w:w="9351" w:type="dxa"/>
-        <w:jc w:val="left"/>
-        <w:tblInd w:w="0" w:type="dxa"/>
-        <w:tblCellMar>
-          <w:top w:w="0" w:type="dxa"/>
-          <w:left w:w="108" w:type="dxa"/>
-          <w:bottom w:w="0" w:type="dxa"/>
-          <w:right w:w="108" w:type="dxa"/>
-        </w:tblCellMar>
-        <w:tblLook w:noVBand="1" w:val="04a0" w:noHBand="0" w:lastColumn="0" w:firstColumn="1" w:lastRow="0" w:firstRow="1"/>
+        <w:tblLook w:val="04A0" w:firstRow="1" w:lastRow="0" w:firstColumn="1" w:lastColumn="0" w:noHBand="0" w:noVBand="1"/>
       </w:tblPr>
       <w:tblGrid>
         <w:gridCol w:w="2830"/>
-        <w:gridCol w:w="6520"/>
+        <w:gridCol w:w="6521"/>
       </w:tblGrid>
       <w:tr>
         <w:trPr>
-          <w:trHeight w:val="397" w:hRule="atLeast"/>
+          <w:trHeight w:val="397"/>
         </w:trPr>
         <w:tc>
           <w:tcPr>
@@ -386,18 +509,13 @@
               <w:left w:val="nil"/>
               <w:bottom w:val="nil"/>
               <w:right w:val="nil"/>
-              <w:insideH w:val="nil"/>
-              <w:insideV w:val="nil"/>
             </w:tcBorders>
-            <w:shd w:fill="auto" w:val="clear"/>
           </w:tcPr>
           <w:p>
             <w:pPr>
-              <w:pStyle w:val="Normal"/>
-              <w:spacing w:lineRule="auto" w:line="240" w:before="0" w:after="0"/>
-              <w:rPr>
-                <w:rFonts w:ascii="Times New Roman" w:hAnsi="Times New Roman" w:cs="Times New Roman"/>
-                <w:b/>
+              <w:spacing w:after="0" w:line="240" w:lineRule="auto"/>
+              <w:rPr>
+                <w:rFonts w:ascii="Times New Roman" w:hAnsi="Times New Roman" w:cs="Times New Roman"/>
                 <w:b/>
                 <w:bCs/>
                 <w:sz w:val="24"/>
@@ -406,7 +524,7 @@
             </w:pPr>
             <w:r>
               <w:rPr>
-                <w:rFonts w:cs="Times New Roman" w:ascii="Times New Roman" w:hAnsi="Times New Roman"/>
+                <w:rFonts w:ascii="Times New Roman" w:hAnsi="Times New Roman" w:cs="Times New Roman"/>
                 <w:b/>
                 <w:bCs/>
                 <w:sz w:val="24"/>
@@ -418,21 +536,17 @@
         </w:tc>
         <w:tc>
           <w:tcPr>
-            <w:tcW w:w="6520" w:type="dxa"/>
+            <w:tcW w:w="6521" w:type="dxa"/>
             <w:tcBorders>
               <w:top w:val="nil"/>
               <w:left w:val="nil"/>
               <w:bottom w:val="nil"/>
               <w:right w:val="nil"/>
-              <w:insideH w:val="nil"/>
-              <w:insideV w:val="nil"/>
             </w:tcBorders>
-            <w:shd w:fill="auto" w:val="clear"/>
           </w:tcPr>
           <w:p>
             <w:pPr>
-              <w:pStyle w:val="Normal"/>
-              <w:spacing w:lineRule="auto" w:line="240" w:before="0" w:after="0"/>
+              <w:spacing w:after="0" w:line="240" w:lineRule="auto"/>
               <w:contextualSpacing/>
               <w:rPr>
                 <w:rFonts w:ascii="Times New Roman" w:hAnsi="Times New Roman" w:cs="Times New Roman"/>
@@ -440,20 +554,30 @@
                 <w:szCs w:val="24"/>
               </w:rPr>
             </w:pPr>
-            <w:r>
-              <w:rPr>
-                <w:rFonts w:cs="Times New Roman" w:ascii="Times New Roman" w:hAnsi="Times New Roman"/>
-                <w:sz w:val="24"/>
-                <w:szCs w:val="24"/>
-              </w:rPr>
-              <w:t>{{ users }}</w:t>
+            <w:proofErr w:type="gramStart"/>
+            <w:r>
+              <w:rPr>
+                <w:rFonts w:ascii="Times New Roman" w:hAnsi="Times New Roman" w:cs="Times New Roman"/>
+                <w:sz w:val="24"/>
+                <w:szCs w:val="24"/>
+              </w:rPr>
+              <w:t>{{ users</w:t>
+            </w:r>
+            <w:proofErr w:type="gramEnd"/>
+            <w:r>
+              <w:rPr>
+                <w:rFonts w:ascii="Times New Roman" w:hAnsi="Times New Roman" w:cs="Times New Roman"/>
+                <w:sz w:val="24"/>
+                <w:szCs w:val="24"/>
+              </w:rPr>
+              <w:t xml:space="preserve"> }}</w:t>
             </w:r>
           </w:p>
         </w:tc>
       </w:tr>
       <w:tr>
         <w:trPr>
-          <w:trHeight w:val="397" w:hRule="atLeast"/>
+          <w:trHeight w:val="397"/>
         </w:trPr>
         <w:tc>
           <w:tcPr>
@@ -463,18 +587,13 @@
               <w:left w:val="nil"/>
               <w:bottom w:val="nil"/>
               <w:right w:val="nil"/>
-              <w:insideH w:val="nil"/>
-              <w:insideV w:val="nil"/>
             </w:tcBorders>
-            <w:shd w:fill="auto" w:val="clear"/>
           </w:tcPr>
           <w:p>
             <w:pPr>
-              <w:pStyle w:val="Normal"/>
-              <w:spacing w:lineRule="auto" w:line="240" w:before="0" w:after="0"/>
-              <w:rPr>
-                <w:rFonts w:ascii="Times New Roman" w:hAnsi="Times New Roman" w:cs="Times New Roman"/>
-                <w:b/>
+              <w:spacing w:after="0" w:line="240" w:lineRule="auto"/>
+              <w:rPr>
+                <w:rFonts w:ascii="Times New Roman" w:hAnsi="Times New Roman" w:cs="Times New Roman"/>
                 <w:b/>
                 <w:bCs/>
                 <w:sz w:val="24"/>
@@ -483,7 +602,7 @@
             </w:pPr>
             <w:r>
               <w:rPr>
-                <w:rFonts w:cs="Times New Roman" w:ascii="Times New Roman" w:hAnsi="Times New Roman"/>
+                <w:rFonts w:ascii="Times New Roman" w:hAnsi="Times New Roman" w:cs="Times New Roman"/>
                 <w:b/>
                 <w:bCs/>
                 <w:sz w:val="24"/>
@@ -495,21 +614,17 @@
         </w:tc>
         <w:tc>
           <w:tcPr>
-            <w:tcW w:w="6520" w:type="dxa"/>
+            <w:tcW w:w="6521" w:type="dxa"/>
             <w:tcBorders>
               <w:top w:val="nil"/>
               <w:left w:val="nil"/>
               <w:bottom w:val="nil"/>
               <w:right w:val="nil"/>
-              <w:insideH w:val="nil"/>
-              <w:insideV w:val="nil"/>
             </w:tcBorders>
-            <w:shd w:fill="auto" w:val="clear"/>
           </w:tcPr>
           <w:p>
             <w:pPr>
-              <w:pStyle w:val="Normal"/>
-              <w:spacing w:lineRule="auto" w:line="240" w:before="0" w:after="0"/>
+              <w:spacing w:after="0" w:line="240" w:lineRule="auto"/>
               <w:contextualSpacing/>
               <w:rPr>
                 <w:rFonts w:ascii="Times New Roman" w:hAnsi="Times New Roman" w:cs="Times New Roman"/>
@@ -517,20 +632,84 @@
                 <w:szCs w:val="24"/>
               </w:rPr>
             </w:pPr>
-            <w:r>
-              <w:rPr>
-                <w:rFonts w:cs="Times New Roman" w:ascii="Times New Roman" w:hAnsi="Times New Roman"/>
-                <w:sz w:val="24"/>
-                <w:szCs w:val="24"/>
-              </w:rPr>
-              <w:t>{{ user_preferred_language if user_needs_interpreter else 'English' }}</w:t>
+            <w:proofErr w:type="gramStart"/>
+            <w:r>
+              <w:rPr>
+                <w:rFonts w:ascii="Times New Roman" w:hAnsi="Times New Roman" w:cs="Times New Roman"/>
+                <w:sz w:val="24"/>
+                <w:szCs w:val="24"/>
+              </w:rPr>
+              <w:t xml:space="preserve">{{ </w:t>
+            </w:r>
+            <w:proofErr w:type="spellStart"/>
+            <w:r>
+              <w:rPr>
+                <w:rFonts w:ascii="Times New Roman" w:hAnsi="Times New Roman" w:cs="Times New Roman"/>
+                <w:sz w:val="24"/>
+                <w:szCs w:val="24"/>
+              </w:rPr>
+              <w:t>user</w:t>
+            </w:r>
+            <w:proofErr w:type="gramEnd"/>
+            <w:r>
+              <w:rPr>
+                <w:rFonts w:ascii="Times New Roman" w:hAnsi="Times New Roman" w:cs="Times New Roman"/>
+                <w:sz w:val="24"/>
+                <w:szCs w:val="24"/>
+              </w:rPr>
+              <w:t>_preferred_language</w:t>
+            </w:r>
+            <w:proofErr w:type="spellEnd"/>
+            <w:r>
+              <w:rPr>
+                <w:rFonts w:ascii="Times New Roman" w:hAnsi="Times New Roman" w:cs="Times New Roman"/>
+                <w:sz w:val="24"/>
+                <w:szCs w:val="24"/>
+              </w:rPr>
+              <w:t xml:space="preserve"> if </w:t>
+            </w:r>
+            <w:proofErr w:type="spellStart"/>
+            <w:r>
+              <w:rPr>
+                <w:rFonts w:ascii="Times New Roman" w:hAnsi="Times New Roman" w:cs="Times New Roman"/>
+                <w:sz w:val="24"/>
+                <w:szCs w:val="24"/>
+              </w:rPr>
+              <w:t>showifdef</w:t>
+            </w:r>
+            <w:proofErr w:type="spellEnd"/>
+            <w:r>
+              <w:rPr>
+                <w:rFonts w:ascii="Times New Roman" w:hAnsi="Times New Roman" w:cs="Times New Roman"/>
+                <w:sz w:val="24"/>
+                <w:szCs w:val="24"/>
+              </w:rPr>
+              <w:t>(‘</w:t>
+            </w:r>
+            <w:proofErr w:type="spellStart"/>
+            <w:r>
+              <w:rPr>
+                <w:rFonts w:ascii="Times New Roman" w:hAnsi="Times New Roman" w:cs="Times New Roman"/>
+                <w:sz w:val="24"/>
+                <w:szCs w:val="24"/>
+              </w:rPr>
+              <w:t>user_needs_interpreter</w:t>
+            </w:r>
+            <w:proofErr w:type="spellEnd"/>
+            <w:r>
+              <w:rPr>
+                <w:rFonts w:ascii="Times New Roman" w:hAnsi="Times New Roman" w:cs="Times New Roman"/>
+                <w:sz w:val="24"/>
+                <w:szCs w:val="24"/>
+              </w:rPr>
+              <w:t>’) else 'English' }}</w:t>
             </w:r>
           </w:p>
         </w:tc>
       </w:tr>
       <w:tr>
         <w:trPr>
-          <w:trHeight w:val="397" w:hRule="atLeast"/>
+          <w:trHeight w:val="397"/>
         </w:trPr>
         <w:tc>
           <w:tcPr>
@@ -540,18 +719,13 @@
               <w:left w:val="nil"/>
               <w:bottom w:val="nil"/>
               <w:right w:val="nil"/>
-              <w:insideH w:val="nil"/>
-              <w:insideV w:val="nil"/>
             </w:tcBorders>
-            <w:shd w:fill="auto" w:val="clear"/>
           </w:tcPr>
           <w:p>
             <w:pPr>
-              <w:pStyle w:val="Normal"/>
-              <w:spacing w:lineRule="auto" w:line="240" w:before="0" w:after="0"/>
-              <w:rPr>
-                <w:rFonts w:ascii="Times New Roman" w:hAnsi="Times New Roman" w:cs="Times New Roman"/>
-                <w:b/>
+              <w:spacing w:after="0" w:line="240" w:lineRule="auto"/>
+              <w:rPr>
+                <w:rFonts w:ascii="Times New Roman" w:hAnsi="Times New Roman" w:cs="Times New Roman"/>
                 <w:b/>
                 <w:bCs/>
                 <w:sz w:val="24"/>
@@ -560,53 +734,113 @@
             </w:pPr>
             <w:r>
               <w:rPr>
-                <w:rFonts w:cs="Times New Roman" w:ascii="Times New Roman" w:hAnsi="Times New Roman"/>
+                <w:rFonts w:ascii="Times New Roman" w:hAnsi="Times New Roman" w:cs="Times New Roman"/>
                 <w:b/>
                 <w:bCs/>
                 <w:sz w:val="24"/>
                 <w:szCs w:val="24"/>
               </w:rPr>
-              <w:t>Phone number:</w:t>
+              <w:t xml:space="preserve">Contact Information: </w:t>
             </w:r>
           </w:p>
         </w:tc>
         <w:tc>
           <w:tcPr>
-            <w:tcW w:w="6520" w:type="dxa"/>
+            <w:tcW w:w="6521" w:type="dxa"/>
             <w:tcBorders>
               <w:top w:val="nil"/>
               <w:left w:val="nil"/>
               <w:bottom w:val="nil"/>
               <w:right w:val="nil"/>
-              <w:insideH w:val="nil"/>
-              <w:insideV w:val="nil"/>
             </w:tcBorders>
-            <w:shd w:fill="auto" w:val="clear"/>
           </w:tcPr>
           <w:p>
             <w:pPr>
-              <w:pStyle w:val="Normal"/>
-              <w:spacing w:lineRule="auto" w:line="240" w:before="0" w:after="0"/>
+              <w:spacing w:after="0" w:line="240" w:lineRule="auto"/>
               <w:rPr>
                 <w:rFonts w:ascii="Times New Roman" w:hAnsi="Times New Roman" w:cs="Times New Roman"/>
                 <w:sz w:val="24"/>
                 <w:szCs w:val="24"/>
               </w:rPr>
             </w:pPr>
-            <w:r>
-              <w:rPr>
-                <w:rFonts w:cs="Times New Roman" w:ascii="Times New Roman" w:hAnsi="Times New Roman"/>
-                <w:sz w:val="24"/>
-                <w:szCs w:val="24"/>
-              </w:rPr>
-              <w:t xml:space="preserve">{{ users[0].phone_number }}      </w:t>
+            <w:proofErr w:type="gramStart"/>
+            <w:r>
+              <w:rPr>
+                <w:rFonts w:ascii="Times New Roman" w:hAnsi="Times New Roman" w:cs="Times New Roman"/>
+                <w:sz w:val="24"/>
+                <w:szCs w:val="24"/>
+              </w:rPr>
+              <w:t>{{ users</w:t>
+            </w:r>
+            <w:proofErr w:type="gramEnd"/>
+            <w:r>
+              <w:rPr>
+                <w:rFonts w:ascii="Times New Roman" w:hAnsi="Times New Roman" w:cs="Times New Roman"/>
+                <w:sz w:val="24"/>
+                <w:szCs w:val="24"/>
+              </w:rPr>
+              <w:t>[0</w:t>
+            </w:r>
+            <w:proofErr w:type="gramStart"/>
+            <w:r>
+              <w:rPr>
+                <w:rFonts w:ascii="Times New Roman" w:hAnsi="Times New Roman" w:cs="Times New Roman"/>
+                <w:sz w:val="24"/>
+                <w:szCs w:val="24"/>
+              </w:rPr>
+              <w:t>].</w:t>
+            </w:r>
+            <w:proofErr w:type="spellStart"/>
+            <w:r>
+              <w:rPr>
+                <w:rFonts w:ascii="Times New Roman" w:hAnsi="Times New Roman" w:cs="Times New Roman"/>
+                <w:sz w:val="24"/>
+                <w:szCs w:val="24"/>
+              </w:rPr>
+              <w:t>contact</w:t>
+            </w:r>
+            <w:proofErr w:type="gramEnd"/>
+            <w:r>
+              <w:rPr>
+                <w:rFonts w:ascii="Times New Roman" w:hAnsi="Times New Roman" w:cs="Times New Roman"/>
+                <w:sz w:val="24"/>
+                <w:szCs w:val="24"/>
+              </w:rPr>
+              <w:t>_</w:t>
+            </w:r>
+            <w:proofErr w:type="gramStart"/>
+            <w:r>
+              <w:rPr>
+                <w:rFonts w:ascii="Times New Roman" w:hAnsi="Times New Roman" w:cs="Times New Roman"/>
+                <w:sz w:val="24"/>
+                <w:szCs w:val="24"/>
+              </w:rPr>
+              <w:t>methods</w:t>
+            </w:r>
+            <w:proofErr w:type="spellEnd"/>
+            <w:r>
+              <w:rPr>
+                <w:rFonts w:ascii="Times New Roman" w:hAnsi="Times New Roman" w:cs="Times New Roman"/>
+                <w:sz w:val="24"/>
+                <w:szCs w:val="24"/>
+              </w:rPr>
+              <w:t>() }</w:t>
+            </w:r>
+            <w:proofErr w:type="gramEnd"/>
+            <w:r>
+              <w:rPr>
+                <w:rFonts w:ascii="Times New Roman" w:hAnsi="Times New Roman" w:cs="Times New Roman"/>
+                <w:sz w:val="24"/>
+                <w:szCs w:val="24"/>
+              </w:rPr>
+              <w:t xml:space="preserve">}      </w:t>
             </w:r>
           </w:p>
         </w:tc>
       </w:tr>
       <w:tr>
         <w:trPr>
-          <w:trHeight w:val="397" w:hRule="atLeast"/>
+          <w:trHeight w:val="397"/>
         </w:trPr>
         <w:tc>
           <w:tcPr>
@@ -616,73 +850,46 @@
               <w:left w:val="nil"/>
               <w:bottom w:val="nil"/>
               <w:right w:val="nil"/>
-              <w:insideH w:val="nil"/>
-              <w:insideV w:val="nil"/>
             </w:tcBorders>
-            <w:shd w:fill="auto" w:val="clear"/>
           </w:tcPr>
           <w:p>
             <w:pPr>
-              <w:pStyle w:val="Normal"/>
-              <w:spacing w:lineRule="auto" w:line="240" w:before="0" w:after="0"/>
-              <w:rPr>
-                <w:rFonts w:ascii="Times New Roman" w:hAnsi="Times New Roman" w:cs="Times New Roman"/>
-                <w:b/>
+              <w:spacing w:after="0" w:line="240" w:lineRule="auto"/>
+              <w:rPr>
+                <w:rFonts w:ascii="Times New Roman" w:hAnsi="Times New Roman" w:cs="Times New Roman"/>
                 <w:b/>
                 <w:bCs/>
                 <w:sz w:val="24"/>
                 <w:szCs w:val="24"/>
               </w:rPr>
             </w:pPr>
-            <w:r>
-              <w:rPr>
-                <w:rFonts w:cs="Times New Roman" w:ascii="Times New Roman" w:hAnsi="Times New Roman"/>
-                <w:b/>
-                <w:bCs/>
-                <w:sz w:val="24"/>
-                <w:szCs w:val="24"/>
-              </w:rPr>
-              <w:t>Mobile number:</w:t>
-            </w:r>
           </w:p>
         </w:tc>
         <w:tc>
           <w:tcPr>
-            <w:tcW w:w="6520" w:type="dxa"/>
+            <w:tcW w:w="6521" w:type="dxa"/>
             <w:tcBorders>
               <w:top w:val="nil"/>
               <w:left w:val="nil"/>
               <w:bottom w:val="nil"/>
               <w:right w:val="nil"/>
-              <w:insideH w:val="nil"/>
-              <w:insideV w:val="nil"/>
             </w:tcBorders>
-            <w:shd w:fill="auto" w:val="clear"/>
           </w:tcPr>
           <w:p>
             <w:pPr>
-              <w:pStyle w:val="Normal"/>
-              <w:spacing w:lineRule="auto" w:line="240" w:before="0" w:after="0"/>
+              <w:spacing w:after="0" w:line="240" w:lineRule="auto"/>
               <w:rPr>
                 <w:rFonts w:ascii="Times New Roman" w:hAnsi="Times New Roman" w:cs="Times New Roman"/>
                 <w:sz w:val="24"/>
                 <w:szCs w:val="24"/>
               </w:rPr>
             </w:pPr>
-            <w:r>
-              <w:rPr>
-                <w:rFonts w:cs="Times New Roman" w:ascii="Times New Roman" w:hAnsi="Times New Roman"/>
-                <w:sz w:val="24"/>
-                <w:szCs w:val="24"/>
-              </w:rPr>
-              <w:t>{{ users[0].mobile_number }}</w:t>
-            </w:r>
           </w:p>
         </w:tc>
       </w:tr>
       <w:tr>
         <w:trPr>
-          <w:trHeight w:val="397" w:hRule="atLeast"/>
+          <w:trHeight w:val="397"/>
         </w:trPr>
         <w:tc>
           <w:tcPr>
@@ -692,73 +899,46 @@
               <w:left w:val="nil"/>
               <w:bottom w:val="nil"/>
               <w:right w:val="nil"/>
-              <w:insideH w:val="nil"/>
-              <w:insideV w:val="nil"/>
             </w:tcBorders>
-            <w:shd w:fill="auto" w:val="clear"/>
           </w:tcPr>
           <w:p>
             <w:pPr>
-              <w:pStyle w:val="Normal"/>
-              <w:spacing w:lineRule="auto" w:line="240" w:before="0" w:after="0"/>
-              <w:rPr>
-                <w:rFonts w:ascii="Times New Roman" w:hAnsi="Times New Roman" w:cs="Times New Roman"/>
-                <w:b/>
+              <w:spacing w:after="0" w:line="240" w:lineRule="auto"/>
+              <w:rPr>
+                <w:rFonts w:ascii="Times New Roman" w:hAnsi="Times New Roman" w:cs="Times New Roman"/>
                 <w:b/>
                 <w:bCs/>
                 <w:sz w:val="24"/>
                 <w:szCs w:val="24"/>
               </w:rPr>
             </w:pPr>
-            <w:r>
-              <w:rPr>
-                <w:rFonts w:cs="Times New Roman" w:ascii="Times New Roman" w:hAnsi="Times New Roman"/>
-                <w:b/>
-                <w:bCs/>
-                <w:sz w:val="24"/>
-                <w:szCs w:val="24"/>
-              </w:rPr>
-              <w:t>Email address:</w:t>
-            </w:r>
           </w:p>
         </w:tc>
         <w:tc>
           <w:tcPr>
-            <w:tcW w:w="6520" w:type="dxa"/>
+            <w:tcW w:w="6521" w:type="dxa"/>
             <w:tcBorders>
               <w:top w:val="nil"/>
               <w:left w:val="nil"/>
               <w:bottom w:val="nil"/>
               <w:right w:val="nil"/>
-              <w:insideH w:val="nil"/>
-              <w:insideV w:val="nil"/>
             </w:tcBorders>
-            <w:shd w:fill="auto" w:val="clear"/>
           </w:tcPr>
           <w:p>
             <w:pPr>
-              <w:pStyle w:val="Normal"/>
-              <w:spacing w:lineRule="auto" w:line="240" w:before="0" w:after="0"/>
+              <w:spacing w:after="0" w:line="240" w:lineRule="auto"/>
               <w:rPr>
                 <w:rFonts w:ascii="Times New Roman" w:hAnsi="Times New Roman" w:cs="Times New Roman"/>
                 <w:sz w:val="24"/>
                 <w:szCs w:val="24"/>
               </w:rPr>
             </w:pPr>
-            <w:r>
-              <w:rPr>
-                <w:rFonts w:cs="Times New Roman" w:ascii="Times New Roman" w:hAnsi="Times New Roman"/>
-                <w:sz w:val="24"/>
-                <w:szCs w:val="24"/>
-              </w:rPr>
-              <w:t>{{ users[0].email }}</w:t>
-            </w:r>
           </w:p>
         </w:tc>
       </w:tr>
       <w:tr>
         <w:trPr>
-          <w:trHeight w:val="397" w:hRule="atLeast"/>
+          <w:trHeight w:val="397"/>
         </w:trPr>
         <w:tc>
           <w:tcPr>
@@ -768,207 +948,74 @@
               <w:left w:val="nil"/>
               <w:bottom w:val="nil"/>
               <w:right w:val="nil"/>
-              <w:insideH w:val="nil"/>
-              <w:insideV w:val="nil"/>
             </w:tcBorders>
-            <w:shd w:fill="auto" w:val="clear"/>
           </w:tcPr>
           <w:p>
             <w:pPr>
-              <w:pStyle w:val="Normal"/>
-              <w:spacing w:lineRule="auto" w:line="240" w:before="0" w:after="0"/>
-              <w:rPr>
-                <w:rFonts w:ascii="Times New Roman" w:hAnsi="Times New Roman" w:cs="Times New Roman"/>
-                <w:b/>
+              <w:spacing w:after="0" w:line="240" w:lineRule="auto"/>
+              <w:rPr>
+                <w:rFonts w:ascii="Times New Roman" w:hAnsi="Times New Roman" w:cs="Times New Roman"/>
                 <w:b/>
                 <w:bCs/>
                 <w:sz w:val="24"/>
                 <w:szCs w:val="24"/>
               </w:rPr>
             </w:pPr>
-            <w:r>
-              <w:rPr>
-                <w:rFonts w:cs="Times New Roman" w:ascii="Times New Roman" w:hAnsi="Times New Roman"/>
-                <w:b/>
-                <w:bCs/>
-                <w:sz w:val="24"/>
-                <w:szCs w:val="24"/>
-              </w:rPr>
-              <w:t xml:space="preserve">Contact Notes: </w:t>
-            </w:r>
-          </w:p>
-          <w:p>
-            <w:pPr>
-              <w:pStyle w:val="Normal"/>
-              <w:spacing w:lineRule="auto" w:line="240" w:before="0" w:after="0"/>
-              <w:rPr>
-                <w:rFonts w:ascii="Times New Roman" w:hAnsi="Times New Roman" w:cs="Times New Roman"/>
-                <w:sz w:val="18"/>
-                <w:szCs w:val="18"/>
-              </w:rPr>
-            </w:pPr>
-            <w:r>
-              <w:rPr>
-                <w:rFonts w:cs="Times New Roman" w:ascii="Times New Roman" w:hAnsi="Times New Roman"/>
-                <w:sz w:val="18"/>
-                <w:szCs w:val="18"/>
-              </w:rPr>
-              <w:t>(if any)</w:t>
-            </w:r>
-          </w:p>
-          <w:p>
-            <w:pPr>
-              <w:pStyle w:val="Normal"/>
-              <w:spacing w:lineRule="auto" w:line="240" w:before="0" w:after="0"/>
-              <w:rPr>
-                <w:rFonts w:ascii="Times New Roman" w:hAnsi="Times New Roman" w:cs="Times New Roman"/>
-                <w:b/>
-                <w:b/>
-                <w:bCs/>
-                <w:sz w:val="24"/>
-                <w:szCs w:val="24"/>
-              </w:rPr>
-            </w:pPr>
-            <w:r>
-              <w:rPr>
-                <w:rFonts w:cs="Times New Roman" w:ascii="Times New Roman" w:hAnsi="Times New Roman"/>
-                <w:b/>
-                <w:bCs/>
-                <w:sz w:val="24"/>
-                <w:szCs w:val="24"/>
-              </w:rPr>
-            </w:r>
-          </w:p>
-          <w:p>
-            <w:pPr>
-              <w:pStyle w:val="Normal"/>
-              <w:spacing w:lineRule="auto" w:line="240" w:before="0" w:after="0"/>
-              <w:rPr>
-                <w:rFonts w:ascii="Times New Roman" w:hAnsi="Times New Roman" w:cs="Times New Roman"/>
-                <w:b/>
-                <w:b/>
-                <w:bCs/>
-                <w:sz w:val="24"/>
-                <w:szCs w:val="24"/>
-              </w:rPr>
-            </w:pPr>
-            <w:r>
-              <w:rPr>
-                <w:rFonts w:cs="Times New Roman" w:ascii="Times New Roman" w:hAnsi="Times New Roman"/>
-                <w:b/>
-                <w:bCs/>
-                <w:sz w:val="24"/>
-                <w:szCs w:val="24"/>
-              </w:rPr>
-            </w:r>
-          </w:p>
-          <w:p>
-            <w:pPr>
-              <w:pStyle w:val="Normal"/>
-              <w:spacing w:lineRule="auto" w:line="240" w:before="0" w:after="0"/>
-              <w:rPr>
-                <w:rFonts w:ascii="Times New Roman" w:hAnsi="Times New Roman" w:cs="Times New Roman"/>
-                <w:b/>
-                <w:b/>
-                <w:bCs/>
-                <w:sz w:val="24"/>
-                <w:szCs w:val="24"/>
-              </w:rPr>
-            </w:pPr>
-            <w:r>
-              <w:rPr>
-                <w:rFonts w:cs="Times New Roman" w:ascii="Times New Roman" w:hAnsi="Times New Roman"/>
-                <w:b/>
-                <w:bCs/>
-                <w:sz w:val="24"/>
-                <w:szCs w:val="24"/>
-              </w:rPr>
-            </w:r>
           </w:p>
         </w:tc>
         <w:tc>
           <w:tcPr>
-            <w:tcW w:w="6520" w:type="dxa"/>
+            <w:tcW w:w="6521" w:type="dxa"/>
             <w:tcBorders>
               <w:top w:val="nil"/>
               <w:left w:val="nil"/>
               <w:bottom w:val="nil"/>
               <w:right w:val="nil"/>
-              <w:insideH w:val="nil"/>
-              <w:insideV w:val="nil"/>
             </w:tcBorders>
-            <w:shd w:fill="auto" w:val="clear"/>
           </w:tcPr>
           <w:p>
             <w:pPr>
-              <w:pStyle w:val="Normal"/>
-              <w:spacing w:lineRule="auto" w:line="240" w:before="0" w:after="0"/>
+              <w:spacing w:after="0" w:line="240" w:lineRule="auto"/>
               <w:rPr>
                 <w:rFonts w:ascii="Times New Roman" w:hAnsi="Times New Roman" w:cs="Times New Roman"/>
                 <w:sz w:val="24"/>
                 <w:szCs w:val="24"/>
               </w:rPr>
             </w:pPr>
-            <w:r>
-              <w:rPr>
-                <w:rFonts w:cs="Times New Roman" w:ascii="Times New Roman" w:hAnsi="Times New Roman"/>
-                <w:sz w:val="24"/>
-                <w:szCs w:val="24"/>
-              </w:rPr>
-              <w:t>{{ users[0].other_contact_method }}</w:t>
-            </w:r>
           </w:p>
         </w:tc>
       </w:tr>
     </w:tbl>
     <w:p>
       <w:pPr>
-        <w:pStyle w:val="Normal"/>
         <w:pBdr>
           <w:bottom w:val="single" w:sz="6" w:space="1" w:color="000000"/>
         </w:pBdr>
-        <w:spacing w:lineRule="auto" w:line="240" w:before="0" w:after="0"/>
-        <w:ind w:right="4" w:hanging="0"/>
-        <w:rPr>
-          <w:rFonts w:ascii="Times New Roman" w:hAnsi="Times New Roman" w:cs="Times New Roman"/>
-          <w:sz w:val="24"/>
-          <w:szCs w:val="24"/>
-        </w:rPr>
-      </w:pPr>
-      <w:r>
-        <w:rPr>
-          <w:rFonts w:cs="Times New Roman" w:ascii="Times New Roman" w:hAnsi="Times New Roman"/>
-          <w:sz w:val="24"/>
-          <w:szCs w:val="24"/>
-        </w:rPr>
-      </w:r>
-    </w:p>
-    <w:p>
-      <w:pPr>
-        <w:pStyle w:val="Normal"/>
-        <w:spacing w:lineRule="auto" w:line="240" w:before="0" w:after="0"/>
-        <w:ind w:right="240" w:hanging="0"/>
-        <w:rPr>
-          <w:rFonts w:ascii="Times New Roman" w:hAnsi="Times New Roman" w:cs="Times New Roman"/>
-          <w:sz w:val="24"/>
-          <w:szCs w:val="24"/>
-        </w:rPr>
-      </w:pPr>
-      <w:r>
-        <w:rPr>
-          <w:rFonts w:cs="Times New Roman" w:ascii="Times New Roman" w:hAnsi="Times New Roman"/>
-          <w:sz w:val="24"/>
-          <w:szCs w:val="24"/>
-        </w:rPr>
-      </w:r>
-    </w:p>
-    <w:p>
-      <w:pPr>
-        <w:pStyle w:val="Normal"/>
-        <w:spacing w:lineRule="auto" w:line="240" w:before="0" w:after="0"/>
-        <w:rPr>
-          <w:rFonts w:ascii="Times New Roman" w:hAnsi="Times New Roman" w:cs="Times New Roman"/>
-          <w:b/>
+        <w:spacing w:after="0" w:line="240" w:lineRule="auto"/>
+        <w:ind w:right="4"/>
+        <w:rPr>
+          <w:rFonts w:ascii="Times New Roman" w:hAnsi="Times New Roman" w:cs="Times New Roman"/>
+          <w:sz w:val="24"/>
+          <w:szCs w:val="24"/>
+        </w:rPr>
+      </w:pPr>
+    </w:p>
+    <w:p>
+      <w:pPr>
+        <w:spacing w:after="0" w:line="240" w:lineRule="auto"/>
+        <w:ind w:right="240"/>
+        <w:rPr>
+          <w:rFonts w:ascii="Times New Roman" w:hAnsi="Times New Roman" w:cs="Times New Roman"/>
+          <w:sz w:val="24"/>
+          <w:szCs w:val="24"/>
+        </w:rPr>
+      </w:pPr>
+    </w:p>
+    <w:p>
+      <w:pPr>
+        <w:spacing w:after="0" w:line="240" w:lineRule="auto"/>
+        <w:rPr>
+          <w:rFonts w:ascii="Times New Roman" w:hAnsi="Times New Roman" w:cs="Times New Roman"/>
           <w:b/>
           <w:bCs/>
           <w:sz w:val="24"/>
@@ -977,7 +1024,7 @@
       </w:pPr>
       <w:r>
         <w:rPr>
-          <w:rFonts w:cs="Times New Roman" w:ascii="Times New Roman" w:hAnsi="Times New Roman"/>
+          <w:rFonts w:ascii="Times New Roman" w:hAnsi="Times New Roman" w:cs="Times New Roman"/>
           <w:b/>
           <w:bCs/>
           <w:sz w:val="24"/>
@@ -988,126 +1035,128 @@
     </w:p>
     <w:p>
       <w:pPr>
-        <w:pStyle w:val="Normal"/>
-        <w:spacing w:lineRule="auto" w:line="240" w:before="0" w:after="0"/>
-        <w:rPr>
-          <w:rFonts w:ascii="Times New Roman" w:hAnsi="Times New Roman" w:cs="Times New Roman"/>
-          <w:b/>
+        <w:spacing w:after="0" w:line="240" w:lineRule="auto"/>
+        <w:rPr>
+          <w:rFonts w:ascii="Times New Roman" w:hAnsi="Times New Roman" w:cs="Times New Roman"/>
           <w:b/>
           <w:bCs/>
           <w:sz w:val="24"/>
           <w:szCs w:val="24"/>
         </w:rPr>
       </w:pPr>
-      <w:r>
-        <w:rPr>
-          <w:rFonts w:cs="Times New Roman" w:ascii="Times New Roman" w:hAnsi="Times New Roman"/>
-          <w:b/>
-          <w:bCs/>
-          <w:sz w:val="24"/>
-          <w:szCs w:val="24"/>
-        </w:rPr>
-      </w:r>
-    </w:p>
-    <w:p>
-      <w:pPr>
-        <w:pStyle w:val="Normal"/>
-        <w:spacing w:lineRule="auto" w:line="240" w:before="0" w:after="0"/>
-        <w:rPr>
-          <w:rFonts w:ascii="Times New Roman" w:hAnsi="Times New Roman" w:cs="Times New Roman"/>
-          <w:sz w:val="24"/>
-          <w:szCs w:val="24"/>
-        </w:rPr>
-      </w:pPr>
-      <w:r>
-        <w:rPr>
-          <w:rFonts w:cs="Times New Roman" w:ascii="Times New Roman" w:hAnsi="Times New Roman"/>
-          <w:sz w:val="24"/>
-          <w:szCs w:val="24"/>
-        </w:rPr>
-        <w:t>{{ comma_and_list(</w:t>
-      </w:r>
-      <w:r>
-        <w:rPr>
-          <w:rFonts w:cs="Times New Roman" w:ascii="Times New Roman" w:hAnsi="Times New Roman"/>
-          <w:sz w:val="24"/>
-          <w:szCs w:val="24"/>
-        </w:rPr>
-        <w:t>al_</w:t>
-      </w:r>
-      <w:r>
-        <w:rPr>
-          <w:rFonts w:cs="Times New Roman" w:ascii="Times New Roman" w:hAnsi="Times New Roman"/>
-          <w:sz w:val="24"/>
-          <w:szCs w:val="24"/>
-        </w:rPr>
-        <w:t>download_titles) }}</w:t>
-      </w:r>
-    </w:p>
-    <w:p>
-      <w:pPr>
-        <w:pStyle w:val="Normal"/>
-        <w:spacing w:lineRule="auto" w:line="240" w:before="0" w:after="0"/>
-        <w:rPr>
-          <w:rFonts w:ascii="Times New Roman" w:hAnsi="Times New Roman" w:cs="Times New Roman"/>
-          <w:sz w:val="24"/>
-          <w:szCs w:val="24"/>
-        </w:rPr>
-      </w:pPr>
-      <w:r>
-        <w:rPr>
-          <w:rFonts w:cs="Times New Roman" w:ascii="Times New Roman" w:hAnsi="Times New Roman"/>
-          <w:sz w:val="24"/>
-          <w:szCs w:val="24"/>
-        </w:rPr>
-      </w:r>
-    </w:p>
-    <w:p>
-      <w:pPr>
-        <w:pStyle w:val="Normal"/>
+    </w:p>
+    <w:p>
+      <w:pPr>
+        <w:spacing w:after="0" w:line="240" w:lineRule="auto"/>
+        <w:rPr>
+          <w:rFonts w:ascii="Times New Roman" w:hAnsi="Times New Roman" w:cs="Times New Roman"/>
+          <w:sz w:val="24"/>
+          <w:szCs w:val="24"/>
+        </w:rPr>
+      </w:pPr>
+      <w:proofErr w:type="gramStart"/>
+      <w:r>
+        <w:rPr>
+          <w:rFonts w:ascii="Times New Roman" w:hAnsi="Times New Roman" w:cs="Times New Roman"/>
+          <w:sz w:val="24"/>
+          <w:szCs w:val="24"/>
+        </w:rPr>
+        <w:t xml:space="preserve">{{ </w:t>
+      </w:r>
+      <w:proofErr w:type="spellStart"/>
+      <w:r>
+        <w:rPr>
+          <w:rFonts w:ascii="Times New Roman" w:hAnsi="Times New Roman" w:cs="Times New Roman"/>
+          <w:sz w:val="24"/>
+          <w:szCs w:val="24"/>
+        </w:rPr>
+        <w:t>comma</w:t>
+      </w:r>
+      <w:proofErr w:type="gramEnd"/>
+      <w:r>
+        <w:rPr>
+          <w:rFonts w:ascii="Times New Roman" w:hAnsi="Times New Roman" w:cs="Times New Roman"/>
+          <w:sz w:val="24"/>
+          <w:szCs w:val="24"/>
+        </w:rPr>
+        <w:t>_and_list</w:t>
+      </w:r>
+      <w:proofErr w:type="spellEnd"/>
+      <w:r>
+        <w:rPr>
+          <w:rFonts w:ascii="Times New Roman" w:hAnsi="Times New Roman" w:cs="Times New Roman"/>
+          <w:sz w:val="24"/>
+          <w:szCs w:val="24"/>
+        </w:rPr>
+        <w:t>(</w:t>
+      </w:r>
+      <w:proofErr w:type="spellStart"/>
+      <w:r>
+        <w:rPr>
+          <w:rFonts w:ascii="Times New Roman" w:hAnsi="Times New Roman" w:cs="Times New Roman"/>
+          <w:sz w:val="24"/>
+          <w:szCs w:val="24"/>
+        </w:rPr>
+        <w:t>al_download_titles</w:t>
+      </w:r>
+      <w:proofErr w:type="spellEnd"/>
+      <w:proofErr w:type="gramStart"/>
+      <w:r>
+        <w:rPr>
+          <w:rFonts w:ascii="Times New Roman" w:hAnsi="Times New Roman" w:cs="Times New Roman"/>
+          <w:sz w:val="24"/>
+          <w:szCs w:val="24"/>
+        </w:rPr>
+        <w:t>) }</w:t>
+      </w:r>
+      <w:proofErr w:type="gramEnd"/>
+      <w:r>
+        <w:rPr>
+          <w:rFonts w:ascii="Times New Roman" w:hAnsi="Times New Roman" w:cs="Times New Roman"/>
+          <w:sz w:val="24"/>
+          <w:szCs w:val="24"/>
+        </w:rPr>
+        <w:t>}</w:t>
+      </w:r>
+    </w:p>
+    <w:p>
+      <w:pPr>
+        <w:spacing w:after="0" w:line="240" w:lineRule="auto"/>
+        <w:rPr>
+          <w:rFonts w:ascii="Times New Roman" w:hAnsi="Times New Roman" w:cs="Times New Roman"/>
+          <w:sz w:val="24"/>
+          <w:szCs w:val="24"/>
+        </w:rPr>
+      </w:pPr>
+    </w:p>
+    <w:p>
+      <w:pPr>
         <w:pBdr>
           <w:bottom w:val="single" w:sz="6" w:space="1" w:color="000000"/>
         </w:pBdr>
-        <w:spacing w:lineRule="auto" w:line="240" w:before="0" w:after="0"/>
-        <w:rPr>
-          <w:rFonts w:ascii="Times New Roman" w:hAnsi="Times New Roman" w:cs="Times New Roman"/>
-          <w:sz w:val="24"/>
-          <w:szCs w:val="24"/>
-        </w:rPr>
-      </w:pPr>
-      <w:r>
-        <w:rPr>
-          <w:rFonts w:cs="Times New Roman" w:ascii="Times New Roman" w:hAnsi="Times New Roman"/>
-          <w:sz w:val="24"/>
-          <w:szCs w:val="24"/>
-        </w:rPr>
-      </w:r>
-    </w:p>
-    <w:p>
-      <w:pPr>
-        <w:pStyle w:val="Normal"/>
-        <w:spacing w:lineRule="auto" w:line="240" w:before="0" w:after="0"/>
-        <w:rPr>
-          <w:rFonts w:ascii="Times New Roman" w:hAnsi="Times New Roman" w:cs="Times New Roman"/>
-          <w:sz w:val="24"/>
-          <w:szCs w:val="24"/>
-        </w:rPr>
-      </w:pPr>
-      <w:r>
-        <w:rPr>
-          <w:rFonts w:cs="Times New Roman" w:ascii="Times New Roman" w:hAnsi="Times New Roman"/>
-          <w:sz w:val="24"/>
-          <w:szCs w:val="24"/>
-        </w:rPr>
-      </w:r>
-    </w:p>
-    <w:p>
-      <w:pPr>
-        <w:pStyle w:val="Normal"/>
-        <w:spacing w:lineRule="auto" w:line="240" w:before="0" w:after="0"/>
-        <w:rPr>
-          <w:rFonts w:ascii="Times New Roman" w:hAnsi="Times New Roman" w:cs="Times New Roman"/>
-          <w:b/>
+        <w:spacing w:after="0" w:line="240" w:lineRule="auto"/>
+        <w:rPr>
+          <w:rFonts w:ascii="Times New Roman" w:hAnsi="Times New Roman" w:cs="Times New Roman"/>
+          <w:sz w:val="24"/>
+          <w:szCs w:val="24"/>
+        </w:rPr>
+      </w:pPr>
+    </w:p>
+    <w:p>
+      <w:pPr>
+        <w:spacing w:after="0" w:line="240" w:lineRule="auto"/>
+        <w:rPr>
+          <w:rFonts w:ascii="Times New Roman" w:hAnsi="Times New Roman" w:cs="Times New Roman"/>
+          <w:sz w:val="24"/>
+          <w:szCs w:val="24"/>
+        </w:rPr>
+      </w:pPr>
+    </w:p>
+    <w:p>
+      <w:pPr>
+        <w:spacing w:after="0" w:line="240" w:lineRule="auto"/>
+        <w:rPr>
+          <w:rFonts w:ascii="Times New Roman" w:hAnsi="Times New Roman" w:cs="Times New Roman"/>
           <w:b/>
           <w:bCs/>
           <w:sz w:val="24"/>
@@ -1116,7 +1165,7 @@
       </w:pPr>
       <w:r>
         <w:rPr>
-          <w:rFonts w:cs="Times New Roman" w:ascii="Times New Roman" w:hAnsi="Times New Roman"/>
+          <w:rFonts w:ascii="Times New Roman" w:hAnsi="Times New Roman" w:cs="Times New Roman"/>
           <w:b/>
           <w:bCs/>
           <w:sz w:val="24"/>
@@ -1127,194 +1176,161 @@
     </w:p>
     <w:p>
       <w:pPr>
-        <w:pStyle w:val="Normal"/>
-        <w:spacing w:lineRule="auto" w:line="240" w:before="0" w:after="0"/>
-        <w:rPr>
-          <w:rFonts w:ascii="Times New Roman" w:hAnsi="Times New Roman" w:cs="Times New Roman"/>
-          <w:b/>
+        <w:spacing w:after="0" w:line="240" w:lineRule="auto"/>
+        <w:rPr>
+          <w:rFonts w:ascii="Times New Roman" w:hAnsi="Times New Roman" w:cs="Times New Roman"/>
           <w:b/>
           <w:bCs/>
           <w:sz w:val="24"/>
           <w:szCs w:val="24"/>
         </w:rPr>
       </w:pPr>
-      <w:r>
-        <w:rPr>
-          <w:rFonts w:cs="Times New Roman" w:ascii="Times New Roman" w:hAnsi="Times New Roman"/>
-          <w:b/>
-          <w:bCs/>
-          <w:sz w:val="24"/>
-          <w:szCs w:val="24"/>
-        </w:rPr>
-      </w:r>
-    </w:p>
-    <w:p>
-      <w:pPr>
-        <w:pStyle w:val="Normal"/>
-        <w:spacing w:lineRule="auto" w:line="240" w:before="0" w:after="0"/>
-        <w:rPr>
-          <w:rFonts w:ascii="Times New Roman" w:hAnsi="Times New Roman" w:cs="Times New Roman"/>
-          <w:sz w:val="24"/>
-          <w:szCs w:val="24"/>
-        </w:rPr>
-      </w:pPr>
-      <w:r>
-        <w:rPr>
-          <w:rFonts w:cs="Times New Roman" w:ascii="Times New Roman" w:hAnsi="Times New Roman"/>
-          <w:sz w:val="24"/>
-          <w:szCs w:val="24"/>
-        </w:rPr>
-        <w:t>{{ comments_to_clerk }}</w:t>
-      </w:r>
-    </w:p>
-    <w:p>
-      <w:pPr>
-        <w:pStyle w:val="Normal"/>
-        <w:rPr>
-          <w:rFonts w:ascii="Times New Roman" w:hAnsi="Times New Roman" w:cs="Times New Roman"/>
-          <w:sz w:val="24"/>
-          <w:szCs w:val="24"/>
-        </w:rPr>
-      </w:pPr>
-      <w:r>
-        <w:rPr>
-          <w:rFonts w:cs="Times New Roman" w:ascii="Times New Roman" w:hAnsi="Times New Roman"/>
-          <w:sz w:val="24"/>
-          <w:szCs w:val="24"/>
-        </w:rPr>
-      </w:r>
-    </w:p>
-    <w:p>
-      <w:pPr>
-        <w:pStyle w:val="Normal"/>
-        <w:rPr>
-          <w:rFonts w:ascii="Times New Roman" w:hAnsi="Times New Roman" w:cs="Times New Roman"/>
-          <w:sz w:val="24"/>
-          <w:szCs w:val="24"/>
-        </w:rPr>
-      </w:pPr>
-      <w:r>
-        <w:rPr>
-          <w:rFonts w:cs="Times New Roman" w:ascii="Times New Roman" w:hAnsi="Times New Roman"/>
-          <w:sz w:val="24"/>
-          <w:szCs w:val="24"/>
-        </w:rPr>
-      </w:r>
-    </w:p>
-    <w:p>
-      <w:pPr>
-        <w:pStyle w:val="Normal"/>
-        <w:rPr>
-          <w:rFonts w:ascii="Times New Roman" w:hAnsi="Times New Roman" w:cs="Times New Roman"/>
-          <w:sz w:val="24"/>
-          <w:szCs w:val="24"/>
-        </w:rPr>
-      </w:pPr>
-      <w:r>
-        <w:rPr>
-          <w:rFonts w:cs="Times New Roman" w:ascii="Times New Roman" w:hAnsi="Times New Roman"/>
-          <w:sz w:val="24"/>
-          <w:szCs w:val="24"/>
-        </w:rPr>
-      </w:r>
-    </w:p>
-    <w:p>
-      <w:pPr>
-        <w:pStyle w:val="Normal"/>
-        <w:rPr>
-          <w:rFonts w:ascii="Times New Roman" w:hAnsi="Times New Roman" w:cs="Times New Roman"/>
-          <w:sz w:val="24"/>
-          <w:szCs w:val="24"/>
-        </w:rPr>
-      </w:pPr>
-      <w:r>
-        <w:rPr>
-          <w:rFonts w:cs="Times New Roman" w:ascii="Times New Roman" w:hAnsi="Times New Roman"/>
-          <w:sz w:val="24"/>
-          <w:szCs w:val="24"/>
-        </w:rPr>
-      </w:r>
-    </w:p>
-    <w:p>
-      <w:pPr>
-        <w:pStyle w:val="Normal"/>
-        <w:rPr>
-          <w:rFonts w:ascii="Times New Roman" w:hAnsi="Times New Roman" w:cs="Times New Roman"/>
-          <w:sz w:val="24"/>
-          <w:szCs w:val="24"/>
-        </w:rPr>
-      </w:pPr>
-      <w:r>
-        <w:rPr>
-          <w:rFonts w:cs="Times New Roman" w:ascii="Times New Roman" w:hAnsi="Times New Roman"/>
-          <w:sz w:val="24"/>
-          <w:szCs w:val="24"/>
-        </w:rPr>
-      </w:r>
-    </w:p>
-    <w:p>
-      <w:pPr>
-        <w:pStyle w:val="Normal"/>
-        <w:rPr>
-          <w:rFonts w:ascii="Times New Roman" w:hAnsi="Times New Roman" w:cs="Times New Roman"/>
-          <w:sz w:val="24"/>
-          <w:szCs w:val="24"/>
-        </w:rPr>
-      </w:pPr>
-      <w:r>
-        <w:rPr>
-          <w:rFonts w:cs="Times New Roman" w:ascii="Times New Roman" w:hAnsi="Times New Roman"/>
-          <w:sz w:val="24"/>
-          <w:szCs w:val="24"/>
-        </w:rPr>
-      </w:r>
-    </w:p>
-    <w:p>
-      <w:pPr>
-        <w:pStyle w:val="Normal"/>
-        <w:rPr>
-          <w:rFonts w:ascii="Times New Roman" w:hAnsi="Times New Roman" w:cs="Times New Roman"/>
-          <w:sz w:val="24"/>
-          <w:szCs w:val="24"/>
-        </w:rPr>
-      </w:pPr>
-      <w:r>
-        <w:rPr>
-          <w:rFonts w:cs="Times New Roman" w:ascii="Times New Roman" w:hAnsi="Times New Roman"/>
-          <w:sz w:val="24"/>
-          <w:szCs w:val="24"/>
-        </w:rPr>
-      </w:r>
-    </w:p>
-    <w:p>
-      <w:pPr>
-        <w:pStyle w:val="Normal"/>
-        <w:rPr>
-          <w:rFonts w:ascii="Times New Roman" w:hAnsi="Times New Roman" w:cs="Times New Roman"/>
-          <w:sz w:val="24"/>
-          <w:szCs w:val="24"/>
-        </w:rPr>
-      </w:pPr>
-      <w:r>
-        <w:rPr>
-          <w:rFonts w:cs="Times New Roman" w:ascii="Times New Roman" w:hAnsi="Times New Roman"/>
-          <w:sz w:val="24"/>
-          <w:szCs w:val="24"/>
-        </w:rPr>
-      </w:r>
-    </w:p>
-    <w:p>
-      <w:pPr>
-        <w:pStyle w:val="Normal"/>
+    </w:p>
+    <w:p>
+      <w:pPr>
+        <w:spacing w:after="0" w:line="240" w:lineRule="auto"/>
+        <w:rPr>
+          <w:rFonts w:ascii="Times New Roman" w:hAnsi="Times New Roman" w:cs="Times New Roman"/>
+          <w:sz w:val="24"/>
+          <w:szCs w:val="24"/>
+        </w:rPr>
+      </w:pPr>
+      <w:proofErr w:type="gramStart"/>
+      <w:r>
+        <w:rPr>
+          <w:rFonts w:ascii="Times New Roman" w:hAnsi="Times New Roman" w:cs="Times New Roman"/>
+          <w:sz w:val="24"/>
+          <w:szCs w:val="24"/>
+        </w:rPr>
+        <w:t xml:space="preserve">{{ </w:t>
+      </w:r>
+      <w:proofErr w:type="spellStart"/>
+      <w:r>
+        <w:rPr>
+          <w:rFonts w:ascii="Times New Roman" w:hAnsi="Times New Roman" w:cs="Times New Roman"/>
+          <w:sz w:val="24"/>
+          <w:szCs w:val="24"/>
+        </w:rPr>
+        <w:t>comments</w:t>
+      </w:r>
+      <w:proofErr w:type="gramEnd"/>
+      <w:r>
+        <w:rPr>
+          <w:rFonts w:ascii="Times New Roman" w:hAnsi="Times New Roman" w:cs="Times New Roman"/>
+          <w:sz w:val="24"/>
+          <w:szCs w:val="24"/>
+        </w:rPr>
+        <w:t>_to_</w:t>
+      </w:r>
+      <w:proofErr w:type="gramStart"/>
+      <w:r>
+        <w:rPr>
+          <w:rFonts w:ascii="Times New Roman" w:hAnsi="Times New Roman" w:cs="Times New Roman"/>
+          <w:sz w:val="24"/>
+          <w:szCs w:val="24"/>
+        </w:rPr>
+        <w:t>clerk</w:t>
+      </w:r>
+      <w:proofErr w:type="spellEnd"/>
+      <w:r>
+        <w:rPr>
+          <w:rFonts w:ascii="Times New Roman" w:hAnsi="Times New Roman" w:cs="Times New Roman"/>
+          <w:sz w:val="24"/>
+          <w:szCs w:val="24"/>
+        </w:rPr>
+        <w:t xml:space="preserve"> }</w:t>
+      </w:r>
+      <w:proofErr w:type="gramEnd"/>
+      <w:r>
+        <w:rPr>
+          <w:rFonts w:ascii="Times New Roman" w:hAnsi="Times New Roman" w:cs="Times New Roman"/>
+          <w:sz w:val="24"/>
+          <w:szCs w:val="24"/>
+        </w:rPr>
+        <w:t>}</w:t>
+      </w:r>
+    </w:p>
+    <w:p>
+      <w:pPr>
+        <w:rPr>
+          <w:rFonts w:ascii="Times New Roman" w:hAnsi="Times New Roman" w:cs="Times New Roman"/>
+          <w:sz w:val="24"/>
+          <w:szCs w:val="24"/>
+        </w:rPr>
+      </w:pPr>
+    </w:p>
+    <w:p>
+      <w:pPr>
+        <w:rPr>
+          <w:rFonts w:ascii="Times New Roman" w:hAnsi="Times New Roman" w:cs="Times New Roman"/>
+          <w:sz w:val="24"/>
+          <w:szCs w:val="24"/>
+        </w:rPr>
+      </w:pPr>
+    </w:p>
+    <w:p>
+      <w:pPr>
+        <w:rPr>
+          <w:rFonts w:ascii="Times New Roman" w:hAnsi="Times New Roman" w:cs="Times New Roman"/>
+          <w:sz w:val="24"/>
+          <w:szCs w:val="24"/>
+        </w:rPr>
+      </w:pPr>
+    </w:p>
+    <w:p>
+      <w:pPr>
+        <w:rPr>
+          <w:rFonts w:ascii="Times New Roman" w:hAnsi="Times New Roman" w:cs="Times New Roman"/>
+          <w:sz w:val="24"/>
+          <w:szCs w:val="24"/>
+        </w:rPr>
+      </w:pPr>
+    </w:p>
+    <w:p>
+      <w:pPr>
+        <w:rPr>
+          <w:rFonts w:ascii="Times New Roman" w:hAnsi="Times New Roman" w:cs="Times New Roman"/>
+          <w:sz w:val="24"/>
+          <w:szCs w:val="24"/>
+        </w:rPr>
+      </w:pPr>
+    </w:p>
+    <w:p>
+      <w:pPr>
+        <w:rPr>
+          <w:rFonts w:ascii="Times New Roman" w:hAnsi="Times New Roman" w:cs="Times New Roman"/>
+          <w:sz w:val="24"/>
+          <w:szCs w:val="24"/>
+        </w:rPr>
+      </w:pPr>
+    </w:p>
+    <w:p>
+      <w:pPr>
+        <w:rPr>
+          <w:rFonts w:ascii="Times New Roman" w:hAnsi="Times New Roman" w:cs="Times New Roman"/>
+          <w:sz w:val="24"/>
+          <w:szCs w:val="24"/>
+        </w:rPr>
+      </w:pPr>
+    </w:p>
+    <w:p>
+      <w:pPr>
+        <w:rPr>
+          <w:rFonts w:ascii="Times New Roman" w:hAnsi="Times New Roman" w:cs="Times New Roman"/>
+          <w:sz w:val="24"/>
+          <w:szCs w:val="24"/>
+        </w:rPr>
+      </w:pPr>
+    </w:p>
+    <w:p>
+      <w:pPr>
         <w:tabs>
-          <w:tab w:val="left" w:pos="7950" w:leader="none"/>
+          <w:tab w:val="left" w:pos="7950"/>
         </w:tabs>
-        <w:spacing w:before="0" w:after="160"/>
-        <w:rPr/>
-      </w:pPr>
-      <w:r>
-        <w:rPr>
-          <w:rFonts w:cs="Times New Roman" w:ascii="Times New Roman" w:hAnsi="Times New Roman"/>
+      </w:pPr>
+      <w:r>
+        <w:rPr>
+          <w:rFonts w:ascii="Times New Roman" w:hAnsi="Times New Roman" w:cs="Times New Roman"/>
           <w:sz w:val="24"/>
           <w:szCs w:val="24"/>
         </w:rPr>
@@ -1322,25 +1338,47 @@
       </w:r>
     </w:p>
     <w:sectPr>
-      <w:footerReference w:type="default" r:id="rId2"/>
-      <w:type w:val="nextPage"/>
+      <w:footerReference w:type="default" r:id="rId6"/>
       <w:pgSz w:w="12240" w:h="15840"/>
-      <w:pgMar w:left="1440" w:right="1440" w:header="0" w:top="1247" w:footer="720" w:bottom="1247" w:gutter="0"/>
-      <w:pgNumType w:fmt="decimal"/>
-      <w:formProt w:val="false"/>
-      <w:textDirection w:val="lrTb"/>
-      <w:docGrid w:type="default" w:linePitch="360" w:charSpace="4096"/>
+      <w:pgMar w:top="1247" w:right="1440" w:bottom="1247" w:left="1440" w:header="0" w:footer="720" w:gutter="0"/>
+      <w:cols w:space="720"/>
+      <w:formProt w:val="0"/>
+      <w:docGrid w:linePitch="360" w:charSpace="4096"/>
     </w:sectPr>
   </w:body>
 </w:document>
 </file>
 
+<file path=word/endnotes.xml><?xml version="1.0" encoding="utf-8"?>
+<w:endnotes xmlns:wpc="http://schemas.microsoft.com/office/word/2010/wordprocessingCanvas" xmlns:cx="http://schemas.microsoft.com/office/drawing/2014/chartex" xmlns:cx1="http://schemas.microsoft.com/office/drawing/2015/9/8/chartex" xmlns:cx2="http://schemas.microsoft.com/office/drawing/2015/10/21/chartex" xmlns:cx3="http://schemas.microsoft.com/office/drawing/2016/5/9/chartex" xmlns:cx4="http://schemas.microsoft.com/office/drawing/2016/5/10/chartex" xmlns:cx5="http://schemas.microsoft.com/office/drawing/2016/5/11/chartex" xmlns:cx6="http://schemas.microsoft.com/office/drawing/2016/5/12/chartex" xmlns:cx7="http://schemas.microsoft.com/office/drawing/2016/5/13/chartex" xmlns:cx8="http://schemas.microsoft.com/office/drawing/2016/5/14/chartex" xmlns:mc="http://schemas.openxmlformats.org/markup-compatibility/2006" xmlns:m="http://schemas.openxmlformats.org/officeDocument/2006/math" xmlns:aink="http://schemas.microsoft.com/office/drawing/2016/ink" xmlns:am3d="http://schemas.microsoft.com/office/drawing/2017/model3d" xmlns:oel="http://schemas.microsoft.com/office/2019/extlst" xmlns:r="http://schemas.openxmlformats.org/officeDocument/2006/relationships" xmlns:wp14="http://schemas.microsoft.com/office/word/2010/wordprocessingDrawing" xmlns:wp="http://schemas.openxmlformats.org/drawingml/2006/wordprocessingDrawing" xmlns:wpg="http://schemas.microsoft.com/office/word/2010/wordprocessingGroup" xmlns:wpi="http://schemas.microsoft.com/office/word/2010/wordprocessingInk" xmlns:wps="http://schemas.microsoft.com/office/word/2010/wordprocessingShape" xmlns:o="urn:schemas-microsoft-com:office:office" xmlns:v="urn:schemas-microsoft-com:vml" xmlns:w10="urn:schemas-microsoft-com:office:word" xmlns:w="http://schemas.openxmlformats.org/wordprocessingml/2006/main" xmlns:w14="http://schemas.microsoft.com/office/word/2010/wordml" xmlns:w15="http://schemas.microsoft.com/office/word/2012/wordml" xmlns:w16cex="http://schemas.microsoft.com/office/word/2018/wordml/cex" xmlns:w16cid="http://schemas.microsoft.com/office/word/2016/wordml/cid" xmlns:w16="http://schemas.microsoft.com/office/word/2018/wordml" xmlns:w16sdtdh="http://schemas.microsoft.com/office/word/2020/wordml/sdtdatahash" xmlns:w16sdtfl="http://schemas.microsoft.com/office/word/2024/wordml/sdtformatlock" xmlns:w16se="http://schemas.microsoft.com/office/word/2015/wordml/symex" xmlns:w16du="http://schemas.microsoft.com/office/word/2023/wordml/word16du" xmlns:wne="http://schemas.microsoft.com/office/word/2006/wordml" mc:Ignorable="w14 w15 w16se w16cid w16 w16cex w16sdtdh w16sdtfl w16du wp14">
+  <w:endnote w:type="separator" w:id="-1">
+    <w:p>
+      <w:pPr>
+        <w:spacing w:after="0" w:line="240" w:lineRule="auto"/>
+      </w:pPr>
+      <w:r>
+        <w:separator/>
+      </w:r>
+    </w:p>
+  </w:endnote>
+  <w:endnote w:type="continuationSeparator" w:id="0">
+    <w:p>
+      <w:pPr>
+        <w:spacing w:after="0" w:line="240" w:lineRule="auto"/>
+      </w:pPr>
+      <w:r>
+        <w:continuationSeparator/>
+      </w:r>
+    </w:p>
+  </w:endnote>
+</w:endnotes>
+</file>
+
 <file path=word/footer1.xml><?xml version="1.0" encoding="utf-8"?>
-<w:ftr xmlns:o="urn:schemas-microsoft-com:office:office" xmlns:r="http://schemas.openxmlformats.org/officeDocument/2006/relationships" xmlns:v="urn:schemas-microsoft-com:vml" xmlns:w="http://schemas.openxmlformats.org/wordprocessingml/2006/main" xmlns:w10="urn:schemas-microsoft-com:office:word" xmlns:wp="http://schemas.openxmlformats.org/drawingml/2006/wordprocessingDrawing" xmlns:wps="http://schemas.microsoft.com/office/word/2010/wordprocessingShape" xmlns:wpg="http://schemas.microsoft.com/office/word/2010/wordprocessingGroup" xmlns:mc="http://schemas.openxmlformats.org/markup-compatibility/2006" xmlns:wp14="http://schemas.microsoft.com/office/word/2010/wordprocessingDrawing" xmlns:w14="http://schemas.microsoft.com/office/word/2010/wordml" mc:Ignorable="w14 wp14">
+<w:ftr xmlns:wpc="http://schemas.microsoft.com/office/word/2010/wordprocessingCanvas" xmlns:cx="http://schemas.microsoft.com/office/drawing/2014/chartex" xmlns:cx1="http://schemas.microsoft.com/office/drawing/2015/9/8/chartex" xmlns:cx2="http://schemas.microsoft.com/office/drawing/2015/10/21/chartex" xmlns:cx3="http://schemas.microsoft.com/office/drawing/2016/5/9/chartex" xmlns:cx4="http://schemas.microsoft.com/office/drawing/2016/5/10/chartex" xmlns:cx5="http://schemas.microsoft.com/office/drawing/2016/5/11/chartex" xmlns:cx6="http://schemas.microsoft.com/office/drawing/2016/5/12/chartex" xmlns:cx7="http://schemas.microsoft.com/office/drawing/2016/5/13/chartex" xmlns:cx8="http://schemas.microsoft.com/office/drawing/2016/5/14/chartex" xmlns:mc="http://schemas.openxmlformats.org/markup-compatibility/2006" xmlns:m="http://schemas.openxmlformats.org/officeDocument/2006/math" xmlns:aink="http://schemas.microsoft.com/office/drawing/2016/ink" xmlns:am3d="http://schemas.microsoft.com/office/drawing/2017/model3d" xmlns:oel="http://schemas.microsoft.com/office/2019/extlst" xmlns:r="http://schemas.openxmlformats.org/officeDocument/2006/relationships" xmlns:wp14="http://schemas.microsoft.com/office/word/2010/wordprocessingDrawing" xmlns:wp="http://schemas.openxmlformats.org/drawingml/2006/wordprocessingDrawing" xmlns:wpg="http://schemas.microsoft.com/office/word/2010/wordprocessingGroup" xmlns:wpi="http://schemas.microsoft.com/office/word/2010/wordprocessingInk" xmlns:wps="http://schemas.microsoft.com/office/word/2010/wordprocessingShape" xmlns:o="urn:schemas-microsoft-com:office:office" xmlns:v="urn:schemas-microsoft-com:vml" xmlns:w10="urn:schemas-microsoft-com:office:word" xmlns:w="http://schemas.openxmlformats.org/wordprocessingml/2006/main" xmlns:w14="http://schemas.microsoft.com/office/word/2010/wordml" xmlns:w15="http://schemas.microsoft.com/office/word/2012/wordml" xmlns:w16cex="http://schemas.microsoft.com/office/word/2018/wordml/cex" xmlns:w16cid="http://schemas.microsoft.com/office/word/2016/wordml/cid" xmlns:w16="http://schemas.microsoft.com/office/word/2018/wordml" xmlns:w16sdtdh="http://schemas.microsoft.com/office/word/2020/wordml/sdtdatahash" xmlns:w16sdtfl="http://schemas.microsoft.com/office/word/2024/wordml/sdtformatlock" xmlns:w16se="http://schemas.microsoft.com/office/word/2015/wordml/symex" xmlns:w16du="http://schemas.microsoft.com/office/word/2023/wordml/word16du" xmlns:wne="http://schemas.microsoft.com/office/word/2006/wordml" mc:Ignorable="w14 w15 w16se w16cid w16 w16cex w16sdtdh w16sdtfl w16du wp14">
   <w:p>
     <w:pPr>
-      <w:pStyle w:val="Normal"/>
-      <w:spacing w:before="0" w:after="0"/>
+      <w:spacing w:after="0"/>
       <w:contextualSpacing/>
       <w:jc w:val="center"/>
       <w:rPr>
@@ -1351,32 +1389,90 @@
     </w:pPr>
     <w:r>
       <w:rPr>
-        <w:rFonts w:cs="Times New Roman" w:ascii="Times New Roman" w:hAnsi="Times New Roman"/>
+        <w:rFonts w:ascii="Times New Roman" w:hAnsi="Times New Roman" w:cs="Times New Roman"/>
         <w:sz w:val="24"/>
         <w:szCs w:val="24"/>
       </w:rPr>
-      <w:t xml:space="preserve">This form was completed and submitted using MassAccess </w:t>
+      <w:t xml:space="preserve">This form was completed and submitted using </w:t>
+    </w:r>
+    <w:proofErr w:type="spellStart"/>
+    <w:r>
+      <w:rPr>
+        <w:rFonts w:ascii="Times New Roman" w:hAnsi="Times New Roman" w:cs="Times New Roman"/>
+        <w:sz w:val="24"/>
+        <w:szCs w:val="24"/>
+      </w:rPr>
+      <w:t>MassAccess</w:t>
+    </w:r>
+    <w:proofErr w:type="spellEnd"/>
+    <w:r>
+      <w:rPr>
+        <w:rFonts w:ascii="Times New Roman" w:hAnsi="Times New Roman" w:cs="Times New Roman"/>
+        <w:sz w:val="24"/>
+        <w:szCs w:val="24"/>
+      </w:rPr>
+      <w:t xml:space="preserve"> </w:t>
     </w:r>
     <w:r>
       <w:rPr>
-        <w:rFonts w:cs="Times New Roman" w:ascii="Times New Roman" w:hAnsi="Times New Roman"/>
+        <w:rFonts w:ascii="Times New Roman" w:hAnsi="Times New Roman" w:cs="Times New Roman"/>
       </w:rPr>
-      <w:t>({{ package_version_number }})</w:t>
+      <w:t>(</w:t>
+    </w:r>
+    <w:proofErr w:type="gramStart"/>
+    <w:r>
+      <w:rPr>
+        <w:rFonts w:ascii="Times New Roman" w:hAnsi="Times New Roman" w:cs="Times New Roman"/>
+      </w:rPr>
+      <w:t xml:space="preserve">{{ </w:t>
+    </w:r>
+    <w:proofErr w:type="spellStart"/>
+    <w:r>
+      <w:rPr>
+        <w:rFonts w:ascii="Times New Roman" w:hAnsi="Times New Roman" w:cs="Times New Roman"/>
+      </w:rPr>
+      <w:t>package</w:t>
+    </w:r>
+    <w:proofErr w:type="gramEnd"/>
+    <w:r>
+      <w:rPr>
+        <w:rFonts w:ascii="Times New Roman" w:hAnsi="Times New Roman" w:cs="Times New Roman"/>
+      </w:rPr>
+      <w:t>_version_</w:t>
+    </w:r>
+    <w:proofErr w:type="gramStart"/>
+    <w:r>
+      <w:rPr>
+        <w:rFonts w:ascii="Times New Roman" w:hAnsi="Times New Roman" w:cs="Times New Roman"/>
+      </w:rPr>
+      <w:t>number</w:t>
+    </w:r>
+    <w:proofErr w:type="spellEnd"/>
+    <w:r>
+      <w:rPr>
+        <w:rFonts w:ascii="Times New Roman" w:hAnsi="Times New Roman" w:cs="Times New Roman"/>
+      </w:rPr>
+      <w:t xml:space="preserve"> }</w:t>
+    </w:r>
+    <w:proofErr w:type="gramEnd"/>
+    <w:r>
+      <w:rPr>
+        <w:rFonts w:ascii="Times New Roman" w:hAnsi="Times New Roman" w:cs="Times New Roman"/>
+      </w:rPr>
+      <w:t>})</w:t>
     </w:r>
   </w:p>
   <w:p>
     <w:pPr>
-      <w:pStyle w:val="Normal"/>
-      <w:spacing w:before="0" w:after="0"/>
+      <w:spacing w:after="0"/>
       <w:contextualSpacing/>
       <w:jc w:val="center"/>
-      <w:rPr/>
     </w:pPr>
     <w:hyperlink r:id="rId1">
       <w:r>
         <w:rPr>
           <w:rStyle w:val="InternetLink"/>
-          <w:rFonts w:cs="Times New Roman" w:ascii="Times New Roman" w:hAnsi="Times New Roman"/>
+          <w:rFonts w:ascii="Times New Roman" w:hAnsi="Times New Roman" w:cs="Times New Roman"/>
           <w:sz w:val="24"/>
           <w:szCs w:val="24"/>
         </w:rPr>
@@ -1385,7 +1481,7 @@
     </w:hyperlink>
     <w:r>
       <w:rPr>
-        <w:rFonts w:cs="Times New Roman" w:ascii="Times New Roman" w:hAnsi="Times New Roman"/>
+        <w:rFonts w:ascii="Times New Roman" w:hAnsi="Times New Roman" w:cs="Times New Roman"/>
         <w:sz w:val="24"/>
         <w:szCs w:val="24"/>
       </w:rPr>
@@ -1395,7 +1491,7 @@
       <w:r>
         <w:rPr>
           <w:rStyle w:val="InternetLink"/>
-          <w:rFonts w:cs="Times New Roman" w:ascii="Times New Roman" w:hAnsi="Times New Roman"/>
+          <w:rFonts w:ascii="Times New Roman" w:hAnsi="Times New Roman" w:cs="Times New Roman"/>
           <w:sz w:val="24"/>
           <w:szCs w:val="24"/>
         </w:rPr>
@@ -1404,7 +1500,7 @@
     </w:hyperlink>
     <w:r>
       <w:rPr>
-        <w:rFonts w:cs="Times New Roman" w:ascii="Times New Roman" w:hAnsi="Times New Roman"/>
+        <w:rFonts w:ascii="Times New Roman" w:hAnsi="Times New Roman" w:cs="Times New Roman"/>
         <w:sz w:val="24"/>
         <w:szCs w:val="24"/>
       </w:rPr>
@@ -1414,32 +1510,55 @@
 </w:ftr>
 </file>
 
+<file path=word/footnotes.xml><?xml version="1.0" encoding="utf-8"?>
+<w:footnotes xmlns:wpc="http://schemas.microsoft.com/office/word/2010/wordprocessingCanvas" xmlns:cx="http://schemas.microsoft.com/office/drawing/2014/chartex" xmlns:cx1="http://schemas.microsoft.com/office/drawing/2015/9/8/chartex" xmlns:cx2="http://schemas.microsoft.com/office/drawing/2015/10/21/chartex" xmlns:cx3="http://schemas.microsoft.com/office/drawing/2016/5/9/chartex" xmlns:cx4="http://schemas.microsoft.com/office/drawing/2016/5/10/chartex" xmlns:cx5="http://schemas.microsoft.com/office/drawing/2016/5/11/chartex" xmlns:cx6="http://schemas.microsoft.com/office/drawing/2016/5/12/chartex" xmlns:cx7="http://schemas.microsoft.com/office/drawing/2016/5/13/chartex" xmlns:cx8="http://schemas.microsoft.com/office/drawing/2016/5/14/chartex" xmlns:mc="http://schemas.openxmlformats.org/markup-compatibility/2006" xmlns:m="http://schemas.openxmlformats.org/officeDocument/2006/math" xmlns:aink="http://schemas.microsoft.com/office/drawing/2016/ink" xmlns:am3d="http://schemas.microsoft.com/office/drawing/2017/model3d" xmlns:oel="http://schemas.microsoft.com/office/2019/extlst" xmlns:r="http://schemas.openxmlformats.org/officeDocument/2006/relationships" xmlns:wp14="http://schemas.microsoft.com/office/word/2010/wordprocessingDrawing" xmlns:wp="http://schemas.openxmlformats.org/drawingml/2006/wordprocessingDrawing" xmlns:wpg="http://schemas.microsoft.com/office/word/2010/wordprocessingGroup" xmlns:wpi="http://schemas.microsoft.com/office/word/2010/wordprocessingInk" xmlns:wps="http://schemas.microsoft.com/office/word/2010/wordprocessingShape" xmlns:o="urn:schemas-microsoft-com:office:office" xmlns:v="urn:schemas-microsoft-com:vml" xmlns:w10="urn:schemas-microsoft-com:office:word" xmlns:w="http://schemas.openxmlformats.org/wordprocessingml/2006/main" xmlns:w14="http://schemas.microsoft.com/office/word/2010/wordml" xmlns:w15="http://schemas.microsoft.com/office/word/2012/wordml" xmlns:w16cex="http://schemas.microsoft.com/office/word/2018/wordml/cex" xmlns:w16cid="http://schemas.microsoft.com/office/word/2016/wordml/cid" xmlns:w16="http://schemas.microsoft.com/office/word/2018/wordml" xmlns:w16sdtdh="http://schemas.microsoft.com/office/word/2020/wordml/sdtdatahash" xmlns:w16sdtfl="http://schemas.microsoft.com/office/word/2024/wordml/sdtformatlock" xmlns:w16se="http://schemas.microsoft.com/office/word/2015/wordml/symex" xmlns:w16du="http://schemas.microsoft.com/office/word/2023/wordml/word16du" xmlns:wne="http://schemas.microsoft.com/office/word/2006/wordml" mc:Ignorable="w14 w15 w16se w16cid w16 w16cex w16sdtdh w16sdtfl w16du wp14">
+  <w:footnote w:type="separator" w:id="-1">
+    <w:p>
+      <w:pPr>
+        <w:spacing w:after="0" w:line="240" w:lineRule="auto"/>
+      </w:pPr>
+      <w:r>
+        <w:separator/>
+      </w:r>
+    </w:p>
+  </w:footnote>
+  <w:footnote w:type="continuationSeparator" w:id="0">
+    <w:p>
+      <w:pPr>
+        <w:spacing w:after="0" w:line="240" w:lineRule="auto"/>
+      </w:pPr>
+      <w:r>
+        <w:continuationSeparator/>
+      </w:r>
+    </w:p>
+  </w:footnote>
+</w:footnotes>
+</file>
+
 <file path=word/styles.xml><?xml version="1.0" encoding="utf-8"?>
-<w:styles xmlns:w="http://schemas.openxmlformats.org/wordprocessingml/2006/main" xmlns:w14="http://schemas.microsoft.com/office/word/2010/wordml" xmlns:mc="http://schemas.openxmlformats.org/markup-compatibility/2006" mc:Ignorable="w14">
+<w:styles xmlns:mc="http://schemas.openxmlformats.org/markup-compatibility/2006" xmlns:r="http://schemas.openxmlformats.org/officeDocument/2006/relationships" xmlns:w="http://schemas.openxmlformats.org/wordprocessingml/2006/main" xmlns:w14="http://schemas.microsoft.com/office/word/2010/wordml" xmlns:w15="http://schemas.microsoft.com/office/word/2012/wordml" xmlns:w16cex="http://schemas.microsoft.com/office/word/2018/wordml/cex" xmlns:w16cid="http://schemas.microsoft.com/office/word/2016/wordml/cid" xmlns:w16="http://schemas.microsoft.com/office/word/2018/wordml" xmlns:w16sdtdh="http://schemas.microsoft.com/office/word/2020/wordml/sdtdatahash" xmlns:w16sdtfl="http://schemas.microsoft.com/office/word/2024/wordml/sdtformatlock" xmlns:w16se="http://schemas.microsoft.com/office/word/2015/wordml/symex" xmlns:w16du="http://schemas.microsoft.com/office/word/2023/wordml/word16du" mc:Ignorable="w14 w15 w16se w16cid w16 w16cex w16sdtdh w16sdtfl w16du">
   <w:docDefaults>
     <w:rPrDefault>
       <w:rPr>
-        <w:rFonts w:ascii="Calibri" w:hAnsi="Calibri" w:eastAsia="Calibri" w:cs="" w:asciiTheme="minorHAnsi" w:cstheme="minorBidi" w:eastAsiaTheme="minorHAnsi" w:hAnsiTheme="minorHAnsi"/>
+        <w:rFonts w:asciiTheme="minorHAnsi" w:eastAsiaTheme="minorHAnsi" w:hAnsiTheme="minorHAnsi" w:cstheme="minorBidi"/>
         <w:sz w:val="22"/>
         <w:szCs w:val="22"/>
         <w:lang w:val="en-US" w:eastAsia="en-US" w:bidi="ar-SA"/>
       </w:rPr>
     </w:rPrDefault>
-    <w:pPrDefault>
-      <w:pPr/>
-    </w:pPrDefault>
+    <w:pPrDefault/>
   </w:docDefaults>
-  <w:latentStyles w:defLockedState="0" w:defUIPriority="99" w:defSemiHidden="0" w:defUnhideWhenUsed="0" w:defQFormat="0" w:count="371">
+  <w:latentStyles w:defLockedState="0" w:defUIPriority="99" w:defSemiHidden="0" w:defUnhideWhenUsed="0" w:defQFormat="0" w:count="376">
     <w:lsdException w:name="Normal" w:uiPriority="0" w:qFormat="1"/>
     <w:lsdException w:name="heading 1" w:uiPriority="9" w:qFormat="1"/>
-    <w:lsdException w:name="heading 2" w:uiPriority="9" w:semiHidden="1" w:unhideWhenUsed="1" w:qFormat="1"/>
-    <w:lsdException w:name="heading 3" w:uiPriority="9" w:semiHidden="1" w:unhideWhenUsed="1" w:qFormat="1"/>
-    <w:lsdException w:name="heading 4" w:uiPriority="9" w:semiHidden="1" w:unhideWhenUsed="1" w:qFormat="1"/>
-    <w:lsdException w:name="heading 5" w:uiPriority="9" w:semiHidden="1" w:unhideWhenUsed="1" w:qFormat="1"/>
-    <w:lsdException w:name="heading 6" w:uiPriority="9" w:semiHidden="1" w:unhideWhenUsed="1" w:qFormat="1"/>
-    <w:lsdException w:name="heading 7" w:uiPriority="9" w:semiHidden="1" w:unhideWhenUsed="1" w:qFormat="1"/>
-    <w:lsdException w:name="heading 8" w:uiPriority="9" w:semiHidden="1" w:unhideWhenUsed="1" w:qFormat="1"/>
-    <w:lsdException w:name="heading 9" w:uiPriority="9" w:semiHidden="1" w:unhideWhenUsed="1" w:qFormat="1"/>
+    <w:lsdException w:name="heading 2" w:semiHidden="1" w:uiPriority="9" w:unhideWhenUsed="1" w:qFormat="1"/>
+    <w:lsdException w:name="heading 3" w:semiHidden="1" w:uiPriority="9" w:unhideWhenUsed="1" w:qFormat="1"/>
+    <w:lsdException w:name="heading 4" w:semiHidden="1" w:uiPriority="9" w:unhideWhenUsed="1" w:qFormat="1"/>
+    <w:lsdException w:name="heading 5" w:semiHidden="1" w:uiPriority="9" w:unhideWhenUsed="1" w:qFormat="1"/>
+    <w:lsdException w:name="heading 6" w:semiHidden="1" w:uiPriority="9" w:unhideWhenUsed="1" w:qFormat="1"/>
+    <w:lsdException w:name="heading 7" w:semiHidden="1" w:uiPriority="9" w:unhideWhenUsed="1" w:qFormat="1"/>
+    <w:lsdException w:name="heading 8" w:semiHidden="1" w:uiPriority="9" w:unhideWhenUsed="1" w:qFormat="1"/>
+    <w:lsdException w:name="heading 9" w:semiHidden="1" w:uiPriority="9" w:unhideWhenUsed="1" w:qFormat="1"/>
     <w:lsdException w:name="index 1" w:semiHidden="1" w:unhideWhenUsed="1"/>
     <w:lsdException w:name="index 2" w:semiHidden="1" w:unhideWhenUsed="1"/>
     <w:lsdException w:name="index 3" w:semiHidden="1" w:unhideWhenUsed="1"/>
@@ -1449,22 +1568,22 @@
     <w:lsdException w:name="index 7" w:semiHidden="1" w:unhideWhenUsed="1"/>
     <w:lsdException w:name="index 8" w:semiHidden="1" w:unhideWhenUsed="1"/>
     <w:lsdException w:name="index 9" w:semiHidden="1" w:unhideWhenUsed="1"/>
-    <w:lsdException w:name="toc 1" w:uiPriority="39" w:semiHidden="1" w:unhideWhenUsed="1"/>
-    <w:lsdException w:name="toc 2" w:uiPriority="39" w:semiHidden="1" w:unhideWhenUsed="1"/>
-    <w:lsdException w:name="toc 3" w:uiPriority="39" w:semiHidden="1" w:unhideWhenUsed="1"/>
-    <w:lsdException w:name="toc 4" w:uiPriority="39" w:semiHidden="1" w:unhideWhenUsed="1"/>
-    <w:lsdException w:name="toc 5" w:uiPriority="39" w:semiHidden="1" w:unhideWhenUsed="1"/>
-    <w:lsdException w:name="toc 6" w:uiPriority="39" w:semiHidden="1" w:unhideWhenUsed="1"/>
-    <w:lsdException w:name="toc 7" w:uiPriority="39" w:semiHidden="1" w:unhideWhenUsed="1"/>
-    <w:lsdException w:name="toc 8" w:uiPriority="39" w:semiHidden="1" w:unhideWhenUsed="1"/>
-    <w:lsdException w:name="toc 9" w:uiPriority="39" w:semiHidden="1" w:unhideWhenUsed="1"/>
+    <w:lsdException w:name="toc 1" w:semiHidden="1" w:uiPriority="39" w:unhideWhenUsed="1"/>
+    <w:lsdException w:name="toc 2" w:semiHidden="1" w:uiPriority="39" w:unhideWhenUsed="1"/>
+    <w:lsdException w:name="toc 3" w:semiHidden="1" w:uiPriority="39" w:unhideWhenUsed="1"/>
+    <w:lsdException w:name="toc 4" w:semiHidden="1" w:uiPriority="39" w:unhideWhenUsed="1"/>
+    <w:lsdException w:name="toc 5" w:semiHidden="1" w:uiPriority="39" w:unhideWhenUsed="1"/>
+    <w:lsdException w:name="toc 6" w:semiHidden="1" w:uiPriority="39" w:unhideWhenUsed="1"/>
+    <w:lsdException w:name="toc 7" w:semiHidden="1" w:uiPriority="39" w:unhideWhenUsed="1"/>
+    <w:lsdException w:name="toc 8" w:semiHidden="1" w:uiPriority="39" w:unhideWhenUsed="1"/>
+    <w:lsdException w:name="toc 9" w:semiHidden="1" w:uiPriority="39" w:unhideWhenUsed="1"/>
     <w:lsdException w:name="Normal Indent" w:semiHidden="1" w:unhideWhenUsed="1"/>
     <w:lsdException w:name="footnote text" w:semiHidden="1" w:unhideWhenUsed="1"/>
     <w:lsdException w:name="annotation text" w:semiHidden="1" w:unhideWhenUsed="1"/>
     <w:lsdException w:name="header" w:semiHidden="1" w:unhideWhenUsed="1"/>
     <w:lsdException w:name="footer" w:semiHidden="1" w:unhideWhenUsed="1"/>
     <w:lsdException w:name="index heading" w:semiHidden="1" w:unhideWhenUsed="1"/>
-    <w:lsdException w:name="caption" w:uiPriority="35" w:semiHidden="1" w:unhideWhenUsed="1" w:qFormat="1"/>
+    <w:lsdException w:name="caption" w:semiHidden="1" w:uiPriority="35" w:unhideWhenUsed="1" w:qFormat="1"/>
     <w:lsdException w:name="table of figures" w:semiHidden="1" w:unhideWhenUsed="1"/>
     <w:lsdException w:name="envelope address" w:semiHidden="1" w:unhideWhenUsed="1"/>
     <w:lsdException w:name="envelope return" w:semiHidden="1" w:unhideWhenUsed="1"/>
@@ -1495,7 +1614,7 @@
     <w:lsdException w:name="Title" w:uiPriority="10" w:qFormat="1"/>
     <w:lsdException w:name="Closing" w:semiHidden="1" w:unhideWhenUsed="1"/>
     <w:lsdException w:name="Signature" w:semiHidden="1" w:unhideWhenUsed="1"/>
-    <w:lsdException w:name="Default Paragraph Font" w:uiPriority="1" w:semiHidden="1" w:unhideWhenUsed="1"/>
+    <w:lsdException w:name="Default Paragraph Font" w:semiHidden="1" w:uiPriority="1" w:unhideWhenUsed="1"/>
     <w:lsdException w:name="Body Text" w:semiHidden="1" w:unhideWhenUsed="1"/>
     <w:lsdException w:name="Body Text Indent" w:semiHidden="1" w:unhideWhenUsed="1"/>
     <w:lsdException w:name="List Continue" w:semiHidden="1" w:unhideWhenUsed="1"/>
@@ -1695,8 +1814,8 @@
     <w:lsdException w:name="Subtle Reference" w:uiPriority="31" w:qFormat="1"/>
     <w:lsdException w:name="Intense Reference" w:uiPriority="32" w:qFormat="1"/>
     <w:lsdException w:name="Book Title" w:uiPriority="33" w:qFormat="1"/>
-    <w:lsdException w:name="Bibliography" w:uiPriority="37" w:semiHidden="1" w:unhideWhenUsed="1"/>
-    <w:lsdException w:name="TOC Heading" w:uiPriority="39" w:semiHidden="1" w:unhideWhenUsed="1" w:qFormat="1"/>
+    <w:lsdException w:name="Bibliography" w:semiHidden="1" w:uiPriority="37" w:unhideWhenUsed="1"/>
+    <w:lsdException w:name="TOC Heading" w:semiHidden="1" w:uiPriority="39" w:unhideWhenUsed="1" w:qFormat="1"/>
     <w:lsdException w:name="Plain Table 1" w:uiPriority="41"/>
     <w:lsdException w:name="Plain Table 2" w:uiPriority="42"/>
     <w:lsdException w:name="Plain Table 3" w:uiPriority="43"/>
@@ -1801,213 +1920,25 @@
     <w:lsdException w:name="List Table 5 Dark Accent 6" w:uiPriority="50"/>
     <w:lsdException w:name="List Table 6 Colorful Accent 6" w:uiPriority="51"/>
     <w:lsdException w:name="List Table 7 Colorful Accent 6" w:uiPriority="52"/>
+    <w:lsdException w:name="Mention" w:semiHidden="1" w:unhideWhenUsed="1"/>
+    <w:lsdException w:name="Smart Hyperlink" w:semiHidden="1" w:unhideWhenUsed="1"/>
+    <w:lsdException w:name="Hashtag" w:semiHidden="1" w:unhideWhenUsed="1"/>
+    <w:lsdException w:name="Unresolved Mention" w:semiHidden="1" w:unhideWhenUsed="1"/>
+    <w:lsdException w:name="Smart Link" w:semiHidden="1" w:unhideWhenUsed="1"/>
   </w:latentStyles>
-  <w:style w:type="paragraph" w:styleId="Normal" w:default="1">
+  <w:style w:type="paragraph" w:default="1" w:styleId="Normal">
     <w:name w:val="Normal"/>
     <w:qFormat/>
-    <w:rsid w:val="00e26d9c"/>
+    <w:rsid w:val="00E26D9C"/>
     <w:pPr>
-      <w:widowControl/>
-      <w:bidi w:val="0"/>
-      <w:spacing w:lineRule="auto" w:line="259" w:before="0" w:after="160"/>
-      <w:jc w:val="left"/>
+      <w:spacing w:after="160" w:line="259" w:lineRule="auto"/>
     </w:pPr>
-    <w:rPr>
-      <w:rFonts w:ascii="Calibri" w:hAnsi="Calibri" w:eastAsia="Calibri" w:cs="" w:asciiTheme="minorHAnsi" w:cstheme="minorBidi" w:eastAsiaTheme="minorHAnsi" w:hAnsiTheme="minorHAnsi"/>
-      <w:color w:val="auto"/>
-      <w:kern w:val="0"/>
-      <w:sz w:val="22"/>
-      <w:szCs w:val="22"/>
-      <w:lang w:val="en-US" w:eastAsia="en-US" w:bidi="ar-SA"/>
-    </w:rPr>
   </w:style>
-  <w:style w:type="character" w:styleId="DefaultParagraphFont" w:default="1">
+  <w:style w:type="character" w:default="1" w:styleId="DefaultParagraphFont">
     <w:name w:val="Default Paragraph Font"/>
     <w:uiPriority w:val="1"/>
     <w:semiHidden/>
     <w:unhideWhenUsed/>
-    <w:qFormat/>
-    <w:rPr/>
-  </w:style>
-  <w:style w:type="character" w:styleId="HeaderChar" w:customStyle="1">
-    <w:name w:val="Header Char"/>
-    <w:basedOn w:val="DefaultParagraphFont"/>
-    <w:link w:val="Header"/>
-    <w:uiPriority w:val="99"/>
-    <w:qFormat/>
-    <w:rsid w:val="00f36fa6"/>
-    <w:rPr/>
-  </w:style>
-  <w:style w:type="character" w:styleId="FooterChar" w:customStyle="1">
-    <w:name w:val="Footer Char"/>
-    <w:basedOn w:val="DefaultParagraphFont"/>
-    <w:link w:val="Footer"/>
-    <w:uiPriority w:val="99"/>
-    <w:qFormat/>
-    <w:rsid w:val="00f36fa6"/>
-    <w:rPr/>
-  </w:style>
-  <w:style w:type="character" w:styleId="BalloonTextChar" w:customStyle="1">
-    <w:name w:val="Balloon Text Char"/>
-    <w:basedOn w:val="DefaultParagraphFont"/>
-    <w:link w:val="BalloonText"/>
-    <w:uiPriority w:val="99"/>
-    <w:semiHidden/>
-    <w:qFormat/>
-    <w:rsid w:val="0020000a"/>
-    <w:rPr>
-      <w:rFonts w:ascii="Segoe UI" w:hAnsi="Segoe UI" w:cs="Segoe UI"/>
-      <w:sz w:val="18"/>
-      <w:szCs w:val="18"/>
-    </w:rPr>
-  </w:style>
-  <w:style w:type="character" w:styleId="InternetLink">
-    <w:name w:val="Internet Link"/>
-    <w:basedOn w:val="DefaultParagraphFont"/>
-    <w:uiPriority w:val="99"/>
-    <w:unhideWhenUsed/>
-    <w:rsid w:val="00e26d9c"/>
-    <w:rPr>
-      <w:color w:val="0563C1" w:themeColor="hyperlink"/>
-      <w:u w:val="single"/>
-    </w:rPr>
-  </w:style>
-  <w:style w:type="character" w:styleId="UnresolvedMention" w:customStyle="1">
-    <w:name w:val="Unresolved Mention"/>
-    <w:basedOn w:val="DefaultParagraphFont"/>
-    <w:uiPriority w:val="99"/>
-    <w:semiHidden/>
-    <w:unhideWhenUsed/>
-    <w:qFormat/>
-    <w:rsid w:val="00e26d9c"/>
-    <w:rPr>
-      <w:color w:val="605E5C"/>
-      <w:shd w:fill="E1DFDD" w:val="clear"/>
-    </w:rPr>
-  </w:style>
-  <w:style w:type="character" w:styleId="ListLabel1">
-    <w:name w:val="ListLabel 1"/>
-    <w:qFormat/>
-    <w:rPr>
-      <w:rFonts w:ascii="Times New Roman" w:hAnsi="Times New Roman" w:cs="Times New Roman"/>
-      <w:sz w:val="24"/>
-      <w:szCs w:val="24"/>
-    </w:rPr>
-  </w:style>
-  <w:style w:type="paragraph" w:styleId="Heading">
-    <w:name w:val="Heading"/>
-    <w:basedOn w:val="Normal"/>
-    <w:next w:val="TextBody"/>
-    <w:qFormat/>
-    <w:pPr>
-      <w:keepNext w:val="true"/>
-      <w:spacing w:before="240" w:after="120"/>
-    </w:pPr>
-    <w:rPr>
-      <w:rFonts w:ascii="Liberation Sans" w:hAnsi="Liberation Sans" w:eastAsia="Noto Sans CJK SC" w:cs="Lohit Devanagari"/>
-      <w:sz w:val="28"/>
-      <w:szCs w:val="28"/>
-    </w:rPr>
-  </w:style>
-  <w:style w:type="paragraph" w:styleId="TextBody">
-    <w:name w:val="Body Text"/>
-    <w:basedOn w:val="Normal"/>
-    <w:pPr>
-      <w:spacing w:lineRule="auto" w:line="276" w:before="0" w:after="140"/>
-    </w:pPr>
-    <w:rPr/>
-  </w:style>
-  <w:style w:type="paragraph" w:styleId="List">
-    <w:name w:val="List"/>
-    <w:basedOn w:val="TextBody"/>
-    <w:pPr/>
-    <w:rPr>
-      <w:rFonts w:cs="Lohit Devanagari"/>
-    </w:rPr>
-  </w:style>
-  <w:style w:type="paragraph" w:styleId="Caption">
-    <w:name w:val="Caption"/>
-    <w:basedOn w:val="Normal"/>
-    <w:qFormat/>
-    <w:pPr>
-      <w:suppressLineNumbers/>
-      <w:spacing w:before="120" w:after="120"/>
-    </w:pPr>
-    <w:rPr>
-      <w:rFonts w:cs="Lohit Devanagari"/>
-      <w:i/>
-      <w:iCs/>
-      <w:sz w:val="24"/>
-      <w:szCs w:val="24"/>
-    </w:rPr>
-  </w:style>
-  <w:style w:type="paragraph" w:styleId="Index">
-    <w:name w:val="Index"/>
-    <w:basedOn w:val="Normal"/>
-    <w:qFormat/>
-    <w:pPr>
-      <w:suppressLineNumbers/>
-    </w:pPr>
-    <w:rPr>
-      <w:rFonts w:cs="Lohit Devanagari"/>
-    </w:rPr>
-  </w:style>
-  <w:style w:type="paragraph" w:styleId="Header">
-    <w:name w:val="Header"/>
-    <w:basedOn w:val="Normal"/>
-    <w:link w:val="HeaderChar"/>
-    <w:uiPriority w:val="99"/>
-    <w:unhideWhenUsed/>
-    <w:rsid w:val="00f36fa6"/>
-    <w:pPr>
-      <w:tabs>
-        <w:tab w:val="center" w:pos="4513" w:leader="none"/>
-        <w:tab w:val="right" w:pos="9026" w:leader="none"/>
-      </w:tabs>
-      <w:spacing w:lineRule="auto" w:line="240" w:before="0" w:after="0"/>
-    </w:pPr>
-    <w:rPr/>
-  </w:style>
-  <w:style w:type="paragraph" w:styleId="Footer">
-    <w:name w:val="Footer"/>
-    <w:basedOn w:val="Normal"/>
-    <w:link w:val="FooterChar"/>
-    <w:uiPriority w:val="99"/>
-    <w:unhideWhenUsed/>
-    <w:rsid w:val="00f36fa6"/>
-    <w:pPr>
-      <w:tabs>
-        <w:tab w:val="center" w:pos="4513" w:leader="none"/>
-        <w:tab w:val="right" w:pos="9026" w:leader="none"/>
-      </w:tabs>
-      <w:spacing w:lineRule="auto" w:line="240" w:before="0" w:after="0"/>
-    </w:pPr>
-    <w:rPr/>
-  </w:style>
-  <w:style w:type="paragraph" w:styleId="BalloonText">
-    <w:name w:val="Balloon Text"/>
-    <w:basedOn w:val="Normal"/>
-    <w:link w:val="BalloonTextChar"/>
-    <w:uiPriority w:val="99"/>
-    <w:semiHidden/>
-    <w:unhideWhenUsed/>
-    <w:qFormat/>
-    <w:rsid w:val="0020000a"/>
-    <w:pPr>
-      <w:spacing w:lineRule="auto" w:line="240" w:before="0" w:after="0"/>
-    </w:pPr>
-    <w:rPr>
-      <w:rFonts w:ascii="Segoe UI" w:hAnsi="Segoe UI" w:cs="Segoe UI"/>
-      <w:sz w:val="18"/>
-      <w:szCs w:val="18"/>
-    </w:rPr>
-  </w:style>
-  <w:style w:type="numbering" w:styleId="NoList" w:default="1">
-    <w:name w:val="No List"/>
-    <w:uiPriority w:val="99"/>
-    <w:semiHidden/>
-    <w:unhideWhenUsed/>
-    <w:qFormat/>
   </w:style>
   <w:style w:type="table" w:default="1" w:styleId="TableNormal">
     <w:name w:val="Normal Table"/>
@@ -2024,22 +1955,192 @@
       </w:tblCellMar>
     </w:tblPr>
   </w:style>
+  <w:style w:type="numbering" w:default="1" w:styleId="NoList">
+    <w:name w:val="No List"/>
+    <w:uiPriority w:val="99"/>
+    <w:semiHidden/>
+    <w:unhideWhenUsed/>
+  </w:style>
+  <w:style w:type="character" w:customStyle="1" w:styleId="HeaderChar">
+    <w:name w:val="Header Char"/>
+    <w:basedOn w:val="DefaultParagraphFont"/>
+    <w:link w:val="Header"/>
+    <w:uiPriority w:val="99"/>
+    <w:qFormat/>
+    <w:rsid w:val="00F36FA6"/>
+  </w:style>
+  <w:style w:type="character" w:customStyle="1" w:styleId="FooterChar">
+    <w:name w:val="Footer Char"/>
+    <w:basedOn w:val="DefaultParagraphFont"/>
+    <w:link w:val="Footer"/>
+    <w:uiPriority w:val="99"/>
+    <w:qFormat/>
+    <w:rsid w:val="00F36FA6"/>
+  </w:style>
+  <w:style w:type="character" w:customStyle="1" w:styleId="BalloonTextChar">
+    <w:name w:val="Balloon Text Char"/>
+    <w:basedOn w:val="DefaultParagraphFont"/>
+    <w:link w:val="BalloonText"/>
+    <w:uiPriority w:val="99"/>
+    <w:semiHidden/>
+    <w:qFormat/>
+    <w:rsid w:val="0020000A"/>
+    <w:rPr>
+      <w:rFonts w:ascii="Segoe UI" w:hAnsi="Segoe UI" w:cs="Segoe UI"/>
+      <w:sz w:val="18"/>
+      <w:szCs w:val="18"/>
+    </w:rPr>
+  </w:style>
+  <w:style w:type="character" w:customStyle="1" w:styleId="InternetLink">
+    <w:name w:val="Internet Link"/>
+    <w:basedOn w:val="DefaultParagraphFont"/>
+    <w:uiPriority w:val="99"/>
+    <w:unhideWhenUsed/>
+    <w:rsid w:val="00E26D9C"/>
+    <w:rPr>
+      <w:color w:val="0563C1" w:themeColor="hyperlink"/>
+      <w:u w:val="single"/>
+    </w:rPr>
+  </w:style>
+  <w:style w:type="character" w:customStyle="1" w:styleId="UnresolvedMention1">
+    <w:name w:val="Unresolved Mention1"/>
+    <w:basedOn w:val="DefaultParagraphFont"/>
+    <w:uiPriority w:val="99"/>
+    <w:semiHidden/>
+    <w:unhideWhenUsed/>
+    <w:qFormat/>
+    <w:rsid w:val="00E26D9C"/>
+    <w:rPr>
+      <w:color w:val="605E5C"/>
+      <w:shd w:val="clear" w:color="auto" w:fill="E1DFDD"/>
+    </w:rPr>
+  </w:style>
+  <w:style w:type="character" w:customStyle="1" w:styleId="ListLabel1">
+    <w:name w:val="ListLabel 1"/>
+    <w:qFormat/>
+    <w:rPr>
+      <w:rFonts w:ascii="Times New Roman" w:hAnsi="Times New Roman" w:cs="Times New Roman"/>
+      <w:sz w:val="24"/>
+      <w:szCs w:val="24"/>
+    </w:rPr>
+  </w:style>
+  <w:style w:type="paragraph" w:customStyle="1" w:styleId="Heading">
+    <w:name w:val="Heading"/>
+    <w:basedOn w:val="Normal"/>
+    <w:next w:val="BodyText"/>
+    <w:qFormat/>
+    <w:pPr>
+      <w:keepNext/>
+      <w:spacing w:before="240" w:after="120"/>
+    </w:pPr>
+    <w:rPr>
+      <w:rFonts w:ascii="Liberation Sans" w:eastAsia="Noto Sans CJK SC" w:hAnsi="Liberation Sans" w:cs="Lohit Devanagari"/>
+      <w:sz w:val="28"/>
+      <w:szCs w:val="28"/>
+    </w:rPr>
+  </w:style>
+  <w:style w:type="paragraph" w:styleId="BodyText">
+    <w:name w:val="Body Text"/>
+    <w:basedOn w:val="Normal"/>
+    <w:pPr>
+      <w:spacing w:after="140" w:line="276" w:lineRule="auto"/>
+    </w:pPr>
+  </w:style>
+  <w:style w:type="paragraph" w:styleId="List">
+    <w:name w:val="List"/>
+    <w:basedOn w:val="BodyText"/>
+    <w:rPr>
+      <w:rFonts w:cs="Lohit Devanagari"/>
+    </w:rPr>
+  </w:style>
+  <w:style w:type="paragraph" w:styleId="Caption">
+    <w:name w:val="caption"/>
+    <w:basedOn w:val="Normal"/>
+    <w:qFormat/>
+    <w:pPr>
+      <w:suppressLineNumbers/>
+      <w:spacing w:before="120" w:after="120"/>
+    </w:pPr>
+    <w:rPr>
+      <w:rFonts w:cs="Lohit Devanagari"/>
+      <w:i/>
+      <w:iCs/>
+      <w:sz w:val="24"/>
+      <w:szCs w:val="24"/>
+    </w:rPr>
+  </w:style>
+  <w:style w:type="paragraph" w:customStyle="1" w:styleId="Index">
+    <w:name w:val="Index"/>
+    <w:basedOn w:val="Normal"/>
+    <w:qFormat/>
+    <w:pPr>
+      <w:suppressLineNumbers/>
+    </w:pPr>
+    <w:rPr>
+      <w:rFonts w:cs="Lohit Devanagari"/>
+    </w:rPr>
+  </w:style>
+  <w:style w:type="paragraph" w:styleId="Header">
+    <w:name w:val="header"/>
+    <w:basedOn w:val="Normal"/>
+    <w:link w:val="HeaderChar"/>
+    <w:uiPriority w:val="99"/>
+    <w:unhideWhenUsed/>
+    <w:rsid w:val="00F36FA6"/>
+    <w:pPr>
+      <w:tabs>
+        <w:tab w:val="center" w:pos="4513"/>
+        <w:tab w:val="right" w:pos="9026"/>
+      </w:tabs>
+      <w:spacing w:after="0" w:line="240" w:lineRule="auto"/>
+    </w:pPr>
+  </w:style>
+  <w:style w:type="paragraph" w:styleId="Footer">
+    <w:name w:val="footer"/>
+    <w:basedOn w:val="Normal"/>
+    <w:link w:val="FooterChar"/>
+    <w:uiPriority w:val="99"/>
+    <w:unhideWhenUsed/>
+    <w:rsid w:val="00F36FA6"/>
+    <w:pPr>
+      <w:tabs>
+        <w:tab w:val="center" w:pos="4513"/>
+        <w:tab w:val="right" w:pos="9026"/>
+      </w:tabs>
+      <w:spacing w:after="0" w:line="240" w:lineRule="auto"/>
+    </w:pPr>
+  </w:style>
+  <w:style w:type="paragraph" w:styleId="BalloonText">
+    <w:name w:val="Balloon Text"/>
+    <w:basedOn w:val="Normal"/>
+    <w:link w:val="BalloonTextChar"/>
+    <w:uiPriority w:val="99"/>
+    <w:semiHidden/>
+    <w:unhideWhenUsed/>
+    <w:qFormat/>
+    <w:rsid w:val="0020000A"/>
+    <w:pPr>
+      <w:spacing w:after="0" w:line="240" w:lineRule="auto"/>
+    </w:pPr>
+    <w:rPr>
+      <w:rFonts w:ascii="Segoe UI" w:hAnsi="Segoe UI" w:cs="Segoe UI"/>
+      <w:sz w:val="18"/>
+      <w:szCs w:val="18"/>
+    </w:rPr>
+  </w:style>
   <w:style w:type="table" w:styleId="TableGrid">
     <w:name w:val="Table Grid"/>
     <w:basedOn w:val="TableNormal"/>
     <w:uiPriority w:val="39"/>
-    <w:rsid w:val="0020000a"/>
-    <w:pPr>
-      <w:spacing w:after="0" w:line="240" w:lineRule="auto"/>
-    </w:pPr>
+    <w:rsid w:val="0020000A"/>
     <w:tblPr>
       <w:tblBorders>
-        <w:top w:val="single" w:color="auto" w:sz="4" w:space="0"/>
-        <w:left w:val="single" w:color="auto" w:sz="4" w:space="0"/>
-        <w:bottom w:val="single" w:color="auto" w:sz="4" w:space="0"/>
-        <w:right w:val="single" w:color="auto" w:sz="4" w:space="0"/>
-        <w:insideH w:val="single" w:color="auto" w:sz="4" w:space="0"/>
-        <w:insideV w:val="single" w:color="auto" w:sz="4" w:space="0"/>
+        <w:top w:val="single" w:sz="4" w:space="0" w:color="auto"/>
+        <w:left w:val="single" w:sz="4" w:space="0" w:color="auto"/>
+        <w:bottom w:val="single" w:sz="4" w:space="0" w:color="auto"/>
+        <w:right w:val="single" w:sz="4" w:space="0" w:color="auto"/>
+        <w:insideH w:val="single" w:sz="4" w:space="0" w:color="auto"/>
+        <w:insideV w:val="single" w:sz="4" w:space="0" w:color="auto"/>
       </w:tblBorders>
     </w:tblPr>
   </w:style>
